--- a/docs/legal/export/03_プライバシーポリシー_案.docx
+++ b/docs/legal/export/03_プライバシーポリシー_案.docx
@@ -740,26 +740,47 @@
           <w:color w:val="000000"/>
           <w:sz w:val="18"/>
           <w:szCs w:val="18"/>
-          <w:shd w:fill="EFEFEF" w:val="clear"/>
-        </w:rPr>
-        <w:t xml:space="preserve">〔記入①〕</w:t>
-      </w:r>
-      <w:r>
-        <w:rPr>
-          <w:rFonts w:ascii="MS Mincho" w:cs="MS Mincho" w:eastAsia="MS Mincho" w:hAnsi="MS Mincho"/>
-          <w:b w:val="false"/>
-          <w:bCs w:val="false"/>
+        </w:rPr>
+        <w:t xml:space="preserve">事業者情報（所在地・代表者・連絡先・管轄裁判所）は</w:t>
+      </w:r>
+      <w:r>
+        <w:rPr>
+          <w:rFonts w:ascii="MS Mincho" w:cs="MS Mincho" w:eastAsia="MS Mincho" w:hAnsi="MS Mincho"/>
+          <w:b/>
+          <w:bCs/>
           <w:color w:val="000000"/>
           <w:sz w:val="18"/>
           <w:szCs w:val="18"/>
         </w:rPr>
-        <w:t xml:space="preserve">〜</w:t>
-      </w:r>
-      <w:r>
-        <w:rPr>
-          <w:rFonts w:ascii="MS Mincho" w:cs="MS Mincho" w:eastAsia="MS Mincho" w:hAnsi="MS Mincho"/>
-          <w:b w:val="false"/>
-          <w:bCs w:val="false"/>
+        <w:t xml:space="preserve">すべて確定済み</w:t>
+      </w:r>
+      <w:r>
+        <w:rPr>
+          <w:rFonts w:ascii="MS Mincho" w:cs="MS Mincho" w:eastAsia="MS Mincho" w:hAnsi="MS Mincho"/>
+          <w:b w:val="false"/>
+          <w:bCs w:val="false"/>
+          <w:color w:val="000000"/>
+          <w:sz w:val="18"/>
+          <w:szCs w:val="18"/>
+        </w:rPr>
+        <w:t xml:space="preserve">です。残る空欄は末尾の</w:t>
+      </w:r>
+      <w:r>
+        <w:rPr>
+          <w:rFonts w:ascii="MS Mincho" w:cs="MS Mincho" w:eastAsia="MS Mincho" w:hAnsi="MS Mincho"/>
+          <w:b/>
+          <w:bCs/>
+          <w:color w:val="000000"/>
+          <w:sz w:val="18"/>
+          <w:szCs w:val="18"/>
+        </w:rPr>
+        <w:t xml:space="preserve">制定日</w:t>
+      </w:r>
+      <w:r>
+        <w:rPr>
+          <w:rFonts w:ascii="MS Mincho" w:cs="MS Mincho" w:eastAsia="MS Mincho" w:hAnsi="MS Mincho"/>
+          <w:b/>
+          <w:bCs/>
           <w:color w:val="000000"/>
           <w:sz w:val="18"/>
           <w:szCs w:val="18"/>
@@ -770,35 +791,24 @@
       <w:r>
         <w:rPr>
           <w:rFonts w:ascii="MS Mincho" w:cs="MS Mincho" w:eastAsia="MS Mincho" w:hAnsi="MS Mincho"/>
-          <w:b w:val="false"/>
-          <w:bCs w:val="false"/>
+          <w:b/>
+          <w:bCs/>
           <w:color w:val="000000"/>
           <w:sz w:val="18"/>
           <w:szCs w:val="18"/>
         </w:rPr>
-        <w:t xml:space="preserve">は</w:t>
-      </w:r>
-      <w:r>
-        <w:rPr>
-          <w:rFonts w:ascii="MS Mincho" w:cs="MS Mincho" w:eastAsia="MS Mincho" w:hAnsi="MS Mincho"/>
-          <w:b/>
-          <w:bCs/>
+        <w:t xml:space="preserve">＝サイトの公開日</w:t>
+      </w:r>
+      <w:r>
+        <w:rPr>
+          <w:rFonts w:ascii="MS Mincho" w:cs="MS Mincho" w:eastAsia="MS Mincho" w:hAnsi="MS Mincho"/>
+          <w:b w:val="false"/>
+          <w:bCs w:val="false"/>
           <w:color w:val="000000"/>
           <w:sz w:val="18"/>
           <w:szCs w:val="18"/>
         </w:rPr>
-        <w:t xml:space="preserve">事業者が確定して記入する6項目</w:t>
-      </w:r>
-      <w:r>
-        <w:rPr>
-          <w:rFonts w:ascii="MS Mincho" w:cs="MS Mincho" w:eastAsia="MS Mincho" w:hAnsi="MS Mincho"/>
-          <w:b w:val="false"/>
-          <w:bCs w:val="false"/>
-          <w:color w:val="000000"/>
-          <w:sz w:val="18"/>
-          <w:szCs w:val="18"/>
-        </w:rPr>
-        <w:t xml:space="preserve">（登記事項・連絡先・公開日）です。法的な論点ではありません。一覧は「レビュー依頼書」（資料①）の記入シートをご覧ください。</w:t>
+        <w:t xml:space="preserve">のみで、公開日の決定にあわせて記入します。</w:t>
       </w:r>
     </w:p>
     <w:p>
@@ -900,8 +910,8 @@
         </w:tblBorders>
       </w:tblPr>
       <w:tblGrid>
-        <w:gridCol w:w="2835"/>
-        <w:gridCol w:w="6803"/>
+        <w:gridCol w:w="2493"/>
+        <w:gridCol w:w="7145"/>
       </w:tblGrid>
       <w:tr>
         <w:trPr>
@@ -909,7 +919,7 @@
         </w:trPr>
         <w:tc>
           <w:tcPr>
-            <w:tcW w:type="dxa" w:w="2835"/>
+            <w:tcW w:type="dxa" w:w="2493"/>
             <w:shd w:fill="E8E8E8" w:val="clear"/>
             <w:tcMar>
               <w:top w:type="dxa" w:w="80"/>
@@ -938,7 +948,7 @@
         </w:tc>
         <w:tc>
           <w:tcPr>
-            <w:tcW w:type="dxa" w:w="6803"/>
+            <w:tcW w:type="dxa" w:w="7145"/>
             <w:shd w:fill="E8E8E8" w:val="clear"/>
             <w:tcMar>
               <w:top w:type="dxa" w:w="80"/>
@@ -972,7 +982,7 @@
         </w:trPr>
         <w:tc>
           <w:tcPr>
-            <w:tcW w:type="dxa" w:w="2835"/>
+            <w:tcW w:type="dxa" w:w="2493"/>
             <w:tcMar>
               <w:top w:type="dxa" w:w="80"/>
               <w:left w:type="dxa" w:w="120"/>
@@ -1011,7 +1021,7 @@
         </w:tc>
         <w:tc>
           <w:tcPr>
-            <w:tcW w:type="dxa" w:w="6803"/>
+            <w:tcW w:type="dxa" w:w="7145"/>
             <w:tcMar>
               <w:top w:type="dxa" w:w="80"/>
               <w:left w:type="dxa" w:w="120"/>
@@ -1066,7 +1076,7 @@
         </w:trPr>
         <w:tc>
           <w:tcPr>
-            <w:tcW w:type="dxa" w:w="2835"/>
+            <w:tcW w:type="dxa" w:w="2493"/>
             <w:tcMar>
               <w:top w:type="dxa" w:w="80"/>
               <w:left w:type="dxa" w:w="120"/>
@@ -1094,30 +1104,29 @@
         </w:tc>
         <w:tc>
           <w:tcPr>
-            <w:tcW w:type="dxa" w:w="6803"/>
-            <w:tcMar>
-              <w:top w:type="dxa" w:w="80"/>
-              <w:left w:type="dxa" w:w="120"/>
-              <w:bottom w:type="dxa" w:w="80"/>
-              <w:right w:type="dxa" w:w="120"/>
-            </w:tcMar>
-            <w:vAlign w:val="center"/>
-          </w:tcPr>
-          <w:p>
-            <w:pPr>
-              <w:spacing w:after="0" w:line="260" w:lineRule="auto"/>
-            </w:pPr>
-            <w:r>
-              <w:rPr>
-                <w:rFonts w:ascii="MS Mincho" w:cs="MS Mincho" w:eastAsia="MS Mincho" w:hAnsi="MS Mincho"/>
-                <w:b w:val="false"/>
-                <w:bCs w:val="false"/>
-                <w:color w:val="000000"/>
-                <w:sz w:val="18"/>
-                <w:szCs w:val="18"/>
-                <w:shd w:fill="EFEFEF" w:val="clear"/>
-              </w:rPr>
-              <w:t xml:space="preserve">〔記入①〕</w:t>
+            <w:tcW w:type="dxa" w:w="7145"/>
+            <w:tcMar>
+              <w:top w:type="dxa" w:w="80"/>
+              <w:left w:type="dxa" w:w="120"/>
+              <w:bottom w:type="dxa" w:w="80"/>
+              <w:right w:type="dxa" w:w="120"/>
+            </w:tcMar>
+            <w:vAlign w:val="center"/>
+          </w:tcPr>
+          <w:p>
+            <w:pPr>
+              <w:spacing w:after="0" w:line="260" w:lineRule="auto"/>
+            </w:pPr>
+            <w:r>
+              <w:rPr>
+                <w:rFonts w:ascii="MS Mincho" w:cs="MS Mincho" w:eastAsia="MS Mincho" w:hAnsi="MS Mincho"/>
+                <w:b w:val="false"/>
+                <w:bCs w:val="false"/>
+                <w:color w:val="000000"/>
+                <w:sz w:val="18"/>
+                <w:szCs w:val="18"/>
+              </w:rPr>
+              <w:t xml:space="preserve">埼玉県富士見市上南畑1937-2</w:t>
             </w:r>
           </w:p>
         </w:tc>
@@ -1128,7 +1137,7 @@
         </w:trPr>
         <w:tc>
           <w:tcPr>
-            <w:tcW w:type="dxa" w:w="2835"/>
+            <w:tcW w:type="dxa" w:w="2493"/>
             <w:tcMar>
               <w:top w:type="dxa" w:w="80"/>
               <w:left w:type="dxa" w:w="120"/>
@@ -1156,30 +1165,29 @@
         </w:tc>
         <w:tc>
           <w:tcPr>
-            <w:tcW w:type="dxa" w:w="6803"/>
-            <w:tcMar>
-              <w:top w:type="dxa" w:w="80"/>
-              <w:left w:type="dxa" w:w="120"/>
-              <w:bottom w:type="dxa" w:w="80"/>
-              <w:right w:type="dxa" w:w="120"/>
-            </w:tcMar>
-            <w:vAlign w:val="center"/>
-          </w:tcPr>
-          <w:p>
-            <w:pPr>
-              <w:spacing w:after="0" w:line="260" w:lineRule="auto"/>
-            </w:pPr>
-            <w:r>
-              <w:rPr>
-                <w:rFonts w:ascii="MS Mincho" w:cs="MS Mincho" w:eastAsia="MS Mincho" w:hAnsi="MS Mincho"/>
-                <w:b w:val="false"/>
-                <w:bCs w:val="false"/>
-                <w:color w:val="000000"/>
-                <w:sz w:val="18"/>
-                <w:szCs w:val="18"/>
-                <w:shd w:fill="EFEFEF" w:val="clear"/>
-              </w:rPr>
-              <w:t xml:space="preserve">〔記入②〕</w:t>
+            <w:tcW w:type="dxa" w:w="7145"/>
+            <w:tcMar>
+              <w:top w:type="dxa" w:w="80"/>
+              <w:left w:type="dxa" w:w="120"/>
+              <w:bottom w:type="dxa" w:w="80"/>
+              <w:right w:type="dxa" w:w="120"/>
+            </w:tcMar>
+            <w:vAlign w:val="center"/>
+          </w:tcPr>
+          <w:p>
+            <w:pPr>
+              <w:spacing w:after="0" w:line="260" w:lineRule="auto"/>
+            </w:pPr>
+            <w:r>
+              <w:rPr>
+                <w:rFonts w:ascii="MS Mincho" w:cs="MS Mincho" w:eastAsia="MS Mincho" w:hAnsi="MS Mincho"/>
+                <w:b w:val="false"/>
+                <w:bCs w:val="false"/>
+                <w:color w:val="000000"/>
+                <w:sz w:val="18"/>
+                <w:szCs w:val="18"/>
+              </w:rPr>
+              <w:t xml:space="preserve">矢澤秀幸</w:t>
             </w:r>
           </w:p>
         </w:tc>
@@ -1190,7 +1198,7 @@
         </w:trPr>
         <w:tc>
           <w:tcPr>
-            <w:tcW w:type="dxa" w:w="2835"/>
+            <w:tcW w:type="dxa" w:w="2493"/>
             <w:tcMar>
               <w:top w:type="dxa" w:w="80"/>
               <w:left w:type="dxa" w:w="120"/>
@@ -1218,41 +1226,29 @@
         </w:tc>
         <w:tc>
           <w:tcPr>
-            <w:tcW w:type="dxa" w:w="6803"/>
-            <w:tcMar>
-              <w:top w:type="dxa" w:w="80"/>
-              <w:left w:type="dxa" w:w="120"/>
-              <w:bottom w:type="dxa" w:w="80"/>
-              <w:right w:type="dxa" w:w="120"/>
-            </w:tcMar>
-            <w:vAlign w:val="center"/>
-          </w:tcPr>
-          <w:p>
-            <w:pPr>
-              <w:spacing w:after="0" w:line="260" w:lineRule="auto"/>
-            </w:pPr>
-            <w:r>
-              <w:rPr>
-                <w:rFonts w:ascii="MS Mincho" w:cs="MS Mincho" w:eastAsia="MS Mincho" w:hAnsi="MS Mincho"/>
-                <w:b w:val="false"/>
-                <w:bCs w:val="false"/>
-                <w:color w:val="000000"/>
-                <w:sz w:val="18"/>
-                <w:szCs w:val="18"/>
-              </w:rPr>
-              <w:t xml:space="preserve">代表取締役 </w:t>
-            </w:r>
-            <w:r>
-              <w:rPr>
-                <w:rFonts w:ascii="MS Mincho" w:cs="MS Mincho" w:eastAsia="MS Mincho" w:hAnsi="MS Mincho"/>
-                <w:b w:val="false"/>
-                <w:bCs w:val="false"/>
-                <w:color w:val="000000"/>
-                <w:sz w:val="18"/>
-                <w:szCs w:val="18"/>
-                <w:shd w:fill="EFEFEF" w:val="clear"/>
-              </w:rPr>
-              <w:t xml:space="preserve">〔記入②〕</w:t>
+            <w:tcW w:type="dxa" w:w="7145"/>
+            <w:tcMar>
+              <w:top w:type="dxa" w:w="80"/>
+              <w:left w:type="dxa" w:w="120"/>
+              <w:bottom w:type="dxa" w:w="80"/>
+              <w:right w:type="dxa" w:w="120"/>
+            </w:tcMar>
+            <w:vAlign w:val="center"/>
+          </w:tcPr>
+          <w:p>
+            <w:pPr>
+              <w:spacing w:after="0" w:line="260" w:lineRule="auto"/>
+            </w:pPr>
+            <w:r>
+              <w:rPr>
+                <w:rFonts w:ascii="MS Mincho" w:cs="MS Mincho" w:eastAsia="MS Mincho" w:hAnsi="MS Mincho"/>
+                <w:b w:val="false"/>
+                <w:bCs w:val="false"/>
+                <w:color w:val="000000"/>
+                <w:sz w:val="18"/>
+                <w:szCs w:val="18"/>
+              </w:rPr>
+              <w:t xml:space="preserve">代表取締役 矢澤秀幸</w:t>
             </w:r>
           </w:p>
         </w:tc>
@@ -1263,7 +1259,7 @@
         </w:trPr>
         <w:tc>
           <w:tcPr>
-            <w:tcW w:type="dxa" w:w="2835"/>
+            <w:tcW w:type="dxa" w:w="2493"/>
             <w:tcMar>
               <w:top w:type="dxa" w:w="80"/>
               <w:left w:type="dxa" w:w="120"/>
@@ -1291,41 +1287,29 @@
         </w:tc>
         <w:tc>
           <w:tcPr>
-            <w:tcW w:type="dxa" w:w="6803"/>
-            <w:tcMar>
-              <w:top w:type="dxa" w:w="80"/>
-              <w:left w:type="dxa" w:w="120"/>
-              <w:bottom w:type="dxa" w:w="80"/>
-              <w:right w:type="dxa" w:w="120"/>
-            </w:tcMar>
-            <w:vAlign w:val="center"/>
-          </w:tcPr>
-          <w:p>
-            <w:pPr>
-              <w:spacing w:after="0" w:line="260" w:lineRule="auto"/>
-            </w:pPr>
-            <w:r>
-              <w:rPr>
-                <w:rFonts w:ascii="MS Mincho" w:cs="MS Mincho" w:eastAsia="MS Mincho" w:hAnsi="MS Mincho"/>
-                <w:b w:val="false"/>
-                <w:bCs w:val="false"/>
-                <w:color w:val="000000"/>
-                <w:sz w:val="18"/>
-                <w:szCs w:val="18"/>
-              </w:rPr>
-              <w:t xml:space="preserve">パートナー協同組合（特定技能の登録支援機関）／所在地 </w:t>
-            </w:r>
-            <w:r>
-              <w:rPr>
-                <w:rFonts w:ascii="MS Mincho" w:cs="MS Mincho" w:eastAsia="MS Mincho" w:hAnsi="MS Mincho"/>
-                <w:b w:val="false"/>
-                <w:bCs w:val="false"/>
-                <w:color w:val="000000"/>
-                <w:sz w:val="18"/>
-                <w:szCs w:val="18"/>
-                <w:shd w:fill="EFEFEF" w:val="clear"/>
-              </w:rPr>
-              <w:t xml:space="preserve">〔記入③〕</w:t>
+            <w:tcW w:type="dxa" w:w="7145"/>
+            <w:tcMar>
+              <w:top w:type="dxa" w:w="80"/>
+              <w:left w:type="dxa" w:w="120"/>
+              <w:bottom w:type="dxa" w:w="80"/>
+              <w:right w:type="dxa" w:w="120"/>
+            </w:tcMar>
+            <w:vAlign w:val="center"/>
+          </w:tcPr>
+          <w:p>
+            <w:pPr>
+              <w:spacing w:after="0" w:line="260" w:lineRule="auto"/>
+            </w:pPr>
+            <w:r>
+              <w:rPr>
+                <w:rFonts w:ascii="MS Mincho" w:cs="MS Mincho" w:eastAsia="MS Mincho" w:hAnsi="MS Mincho"/>
+                <w:b w:val="false"/>
+                <w:bCs w:val="false"/>
+                <w:color w:val="000000"/>
+                <w:sz w:val="18"/>
+                <w:szCs w:val="18"/>
+              </w:rPr>
+              <w:t xml:space="preserve">パートナー協同組合（特定技能の登録支援機関）／所在地 埼玉県富士見市上南畑1937-2</w:t>
             </w:r>
           </w:p>
         </w:tc>
@@ -2898,53 +2882,7 @@
                 <w:sz w:val="18"/>
                 <w:szCs w:val="18"/>
               </w:rPr>
-              <w:t xml:space="preserve">株式会社パートナー（所在地 </w:t>
-            </w:r>
-            <w:r>
-              <w:rPr>
-                <w:rFonts w:ascii="MS Mincho" w:cs="MS Mincho" w:eastAsia="MS Mincho" w:hAnsi="MS Mincho"/>
-                <w:b w:val="false"/>
-                <w:bCs w:val="false"/>
-                <w:color w:val="000000"/>
-                <w:sz w:val="18"/>
-                <w:szCs w:val="18"/>
-                <w:shd w:fill="EFEFEF" w:val="clear"/>
-              </w:rPr>
-              <w:t xml:space="preserve">〔記入①〕</w:t>
-            </w:r>
-            <w:r>
-              <w:rPr>
-                <w:rFonts w:ascii="MS Mincho" w:cs="MS Mincho" w:eastAsia="MS Mincho" w:hAnsi="MS Mincho"/>
-                <w:b w:val="false"/>
-                <w:bCs w:val="false"/>
-                <w:color w:val="000000"/>
-                <w:sz w:val="18"/>
-                <w:szCs w:val="18"/>
-              </w:rPr>
-              <w:t xml:space="preserve">／代表者 </w:t>
-            </w:r>
-            <w:r>
-              <w:rPr>
-                <w:rFonts w:ascii="MS Mincho" w:cs="MS Mincho" w:eastAsia="MS Mincho" w:hAnsi="MS Mincho"/>
-                <w:b w:val="false"/>
-                <w:bCs w:val="false"/>
-                <w:color w:val="000000"/>
-                <w:sz w:val="18"/>
-                <w:szCs w:val="18"/>
-                <w:shd w:fill="EFEFEF" w:val="clear"/>
-              </w:rPr>
-              <w:t xml:space="preserve">〔記入②〕</w:t>
-            </w:r>
-            <w:r>
-              <w:rPr>
-                <w:rFonts w:ascii="MS Mincho" w:cs="MS Mincho" w:eastAsia="MS Mincho" w:hAnsi="MS Mincho"/>
-                <w:b w:val="false"/>
-                <w:bCs w:val="false"/>
-                <w:color w:val="000000"/>
-                <w:sz w:val="18"/>
-                <w:szCs w:val="18"/>
-              </w:rPr>
-              <w:t xml:space="preserve">）</w:t>
+              <w:t xml:space="preserve">株式会社パートナー（所在地 埼玉県富士見市上南畑1937-2／代表者 矢澤秀幸）</w:t>
             </w:r>
           </w:p>
         </w:tc>
@@ -6491,9 +6429,8 @@
                 <w:color w:val="000000"/>
                 <w:sz w:val="18"/>
                 <w:szCs w:val="18"/>
-                <w:shd w:fill="EFEFEF" w:val="clear"/>
-              </w:rPr>
-              <w:t xml:space="preserve">〔記入④〕</w:t>
+              </w:rPr>
+              <w:t xml:space="preserve">yazawa-y@partner-japan.biz</w:t>
             </w:r>
           </w:p>
         </w:tc>
@@ -6553,9 +6490,8 @@
                 <w:color w:val="000000"/>
                 <w:sz w:val="18"/>
                 <w:szCs w:val="18"/>
-                <w:shd w:fill="EFEFEF" w:val="clear"/>
-              </w:rPr>
-              <w:t xml:space="preserve">〔記入①〕</w:t>
+              </w:rPr>
+              <w:t xml:space="preserve">埼玉県富士見市上南畑1937-2</w:t>
             </w:r>
           </w:p>
         </w:tc>

--- a/docs/legal/export/03_プライバシーポリシー_案.docx
+++ b/docs/legal/export/03_プライバシーポリシー_案.docx
@@ -541,9 +541,8 @@
                 <w:color w:val="000000"/>
                 <w:sz w:val="18"/>
                 <w:szCs w:val="18"/>
-                <w:shd w:fill="EFEFEF" w:val="clear"/>
-              </w:rPr>
-              <w:t xml:space="preserve">〔記入①〕</w:t>
+              </w:rPr>
+              <w:t xml:space="preserve">★</w:t>
             </w:r>
           </w:p>
         </w:tc>
@@ -566,7 +565,7 @@
                 <w:sz w:val="18"/>
                 <w:szCs w:val="18"/>
               </w:rPr>
-              <w:t xml:space="preserve">事業者が確定・記入する6項目です（薄いグレーの網掛け）。法的な論点ではありません。</w:t>
+              <w:t xml:space="preserve">事業の可否・公開時期に関わるため、特に優先してご確認いただきたい項目です。</w:t>
             </w:r>
           </w:p>
         </w:tc>
@@ -596,7 +595,7 @@
                 <w:sz w:val="18"/>
                 <w:szCs w:val="18"/>
               </w:rPr>
-              <w:t xml:space="preserve">★</w:t>
+              <w:t xml:space="preserve">☐</w:t>
             </w:r>
           </w:p>
         </w:tc>
@@ -619,7 +618,7 @@
                 <w:sz w:val="18"/>
                 <w:szCs w:val="18"/>
               </w:rPr>
-              <w:t xml:space="preserve">事業の可否・公開時期に関わるため、特に優先してご確認いただきたい項目です。</w:t>
+              <w:t xml:space="preserve">ご回答の記入欄です（資料④「確認論点リスト」の各論点の末尾にあります）。</w:t>
             </w:r>
           </w:p>
         </w:tc>
@@ -741,7 +740,7 @@
           <w:sz w:val="18"/>
           <w:szCs w:val="18"/>
         </w:rPr>
-        <w:t xml:space="preserve">事業者情報（所在地・代表者・連絡先・管轄裁判所）は</w:t>
+        <w:t xml:space="preserve">事業者情報・制定日を含め、</w:t>
       </w:r>
       <w:r>
         <w:rPr>
@@ -752,7 +751,7 @@
           <w:sz w:val="18"/>
           <w:szCs w:val="18"/>
         </w:rPr>
-        <w:t xml:space="preserve">すべて確定済み</w:t>
+        <w:t xml:space="preserve">記入すべき箇所はすべて確定済み</w:t>
       </w:r>
       <w:r>
         <w:rPr>
@@ -763,52 +762,7 @@
           <w:sz w:val="18"/>
           <w:szCs w:val="18"/>
         </w:rPr>
-        <w:t xml:space="preserve">です。残る空欄は末尾の</w:t>
-      </w:r>
-      <w:r>
-        <w:rPr>
-          <w:rFonts w:ascii="MS Mincho" w:cs="MS Mincho" w:eastAsia="MS Mincho" w:hAnsi="MS Mincho"/>
-          <w:b/>
-          <w:bCs/>
-          <w:color w:val="000000"/>
-          <w:sz w:val="18"/>
-          <w:szCs w:val="18"/>
-        </w:rPr>
-        <w:t xml:space="preserve">制定日</w:t>
-      </w:r>
-      <w:r>
-        <w:rPr>
-          <w:rFonts w:ascii="MS Mincho" w:cs="MS Mincho" w:eastAsia="MS Mincho" w:hAnsi="MS Mincho"/>
-          <w:b/>
-          <w:bCs/>
-          <w:color w:val="000000"/>
-          <w:sz w:val="18"/>
-          <w:szCs w:val="18"/>
-          <w:shd w:fill="EFEFEF" w:val="clear"/>
-        </w:rPr>
-        <w:t xml:space="preserve">〔記入⑥〕</w:t>
-      </w:r>
-      <w:r>
-        <w:rPr>
-          <w:rFonts w:ascii="MS Mincho" w:cs="MS Mincho" w:eastAsia="MS Mincho" w:hAnsi="MS Mincho"/>
-          <w:b/>
-          <w:bCs/>
-          <w:color w:val="000000"/>
-          <w:sz w:val="18"/>
-          <w:szCs w:val="18"/>
-        </w:rPr>
-        <w:t xml:space="preserve">＝サイトの公開日</w:t>
-      </w:r>
-      <w:r>
-        <w:rPr>
-          <w:rFonts w:ascii="MS Mincho" w:cs="MS Mincho" w:eastAsia="MS Mincho" w:hAnsi="MS Mincho"/>
-          <w:b w:val="false"/>
-          <w:bCs w:val="false"/>
-          <w:color w:val="000000"/>
-          <w:sz w:val="18"/>
-          <w:szCs w:val="18"/>
-        </w:rPr>
-        <w:t xml:space="preserve">のみで、公開日の決定にあわせて記入します。</w:t>
+        <w:t xml:space="preserve">です。本書に空欄はありません。</w:t>
       </w:r>
     </w:p>
     <w:p>
@@ -6755,53 +6709,7 @@
           <w:sz w:val="21"/>
           <w:szCs w:val="21"/>
         </w:rPr>
-        <w:t xml:space="preserve">制定日: </w:t>
-      </w:r>
-      <w:r>
-        <w:rPr>
-          <w:rFonts w:ascii="MS Mincho" w:cs="MS Mincho" w:eastAsia="MS Mincho" w:hAnsi="MS Mincho"/>
-          <w:b w:val="false"/>
-          <w:bCs w:val="false"/>
-          <w:color w:val="000000"/>
-          <w:sz w:val="21"/>
-          <w:szCs w:val="21"/>
-          <w:shd w:fill="EFEFEF" w:val="clear"/>
-        </w:rPr>
-        <w:t xml:space="preserve">〔記入⑥：公開予定日〕</w:t>
-      </w:r>
-      <w:r>
-        <w:rPr>
-          <w:rFonts w:ascii="MS Mincho" w:cs="MS Mincho" w:eastAsia="MS Mincho" w:hAnsi="MS Mincho"/>
-          <w:b w:val="false"/>
-          <w:bCs w:val="false"/>
-          <w:color w:val="000000"/>
-          <w:sz w:val="21"/>
-          <w:szCs w:val="21"/>
-        </w:rPr>
-        <w:t xml:space="preserve">／最終改定日: </w:t>
-      </w:r>
-      <w:r>
-        <w:rPr>
-          <w:rFonts w:ascii="MS Mincho" w:cs="MS Mincho" w:eastAsia="MS Mincho" w:hAnsi="MS Mincho"/>
-          <w:b w:val="false"/>
-          <w:bCs w:val="false"/>
-          <w:color w:val="000000"/>
-          <w:sz w:val="21"/>
-          <w:szCs w:val="21"/>
-          <w:shd w:fill="EFEFEF" w:val="clear"/>
-        </w:rPr>
-        <w:t xml:space="preserve">〔記入⑥と同日〕</w:t>
-      </w:r>
-      <w:r>
-        <w:rPr>
-          <w:rFonts w:ascii="MS Mincho" w:cs="MS Mincho" w:eastAsia="MS Mincho" w:hAnsi="MS Mincho"/>
-          <w:b w:val="false"/>
-          <w:bCs w:val="false"/>
-          <w:color w:val="000000"/>
-          <w:sz w:val="21"/>
-          <w:szCs w:val="21"/>
-        </w:rPr>
-        <w:t xml:space="preserve">／版数: </w:t>
+        <w:t xml:space="preserve">制定日: 2026年8月18日／最終改定日: 2026年8月18日／版数: </w:t>
       </w:r>
       <w:r>
         <w:rPr>

--- a/docs/legal/export/03_プライバシーポリシー_案.docx
+++ b/docs/legal/export/03_プライバシーポリシー_案.docx
@@ -365,7 +365,7 @@
                 <w:sz w:val="18"/>
                 <w:szCs w:val="18"/>
               </w:rPr>
-              <w:t xml:space="preserve">v1.0（弁護士レビュー用）</w:t>
+              <w:t xml:space="preserve">v1.0</w:t>
             </w:r>
           </w:p>
         </w:tc>
@@ -421,7 +421,7 @@
                 <w:sz w:val="18"/>
                 <w:szCs w:val="18"/>
               </w:rPr>
-              <w:t xml:space="preserve">2026年7月27日</w:t>
+              <w:t xml:space="preserve">2026年7月28日</w:t>
             </w:r>
           </w:p>
         </w:tc>
@@ -3047,9 +3047,10 @@
       </w:tblPr>
       <w:tblGrid>
         <w:gridCol w:w="1600"/>
-        <w:gridCol w:w="1673"/>
-        <w:gridCol w:w="2708"/>
-        <w:gridCol w:w="3657"/>
+        <w:gridCol w:w="1600"/>
+        <w:gridCol w:w="2560"/>
+        <w:gridCol w:w="1600"/>
+        <w:gridCol w:w="2278"/>
       </w:tblGrid>
       <w:tr>
         <w:trPr>
@@ -3086,7 +3087,7 @@
         </w:tc>
         <w:tc>
           <w:tcPr>
-            <w:tcW w:type="dxa" w:w="1673"/>
+            <w:tcW w:type="dxa" w:w="1600"/>
             <w:shd w:fill="E8E8E8" w:val="clear"/>
             <w:tcMar>
               <w:top w:type="dxa" w:w="80"/>
@@ -3115,7 +3116,7 @@
         </w:tc>
         <w:tc>
           <w:tcPr>
-            <w:tcW w:type="dxa" w:w="2708"/>
+            <w:tcW w:type="dxa" w:w="2560"/>
             <w:shd w:fill="E8E8E8" w:val="clear"/>
             <w:tcMar>
               <w:top w:type="dxa" w:w="80"/>
@@ -3144,7 +3145,7 @@
         </w:tc>
         <w:tc>
           <w:tcPr>
-            <w:tcW w:type="dxa" w:w="3657"/>
+            <w:tcW w:type="dxa" w:w="1600"/>
             <w:shd w:fill="E8E8E8" w:val="clear"/>
             <w:tcMar>
               <w:top w:type="dxa" w:w="80"/>
@@ -3167,7 +3168,36 @@
                 <w:sz w:val="18"/>
                 <w:szCs w:val="18"/>
               </w:rPr>
-              <w:t xml:space="preserve">保管・処理を行う国</w:t>
+              <w:t xml:space="preserve">委託先の所在国</w:t>
+            </w:r>
+          </w:p>
+        </w:tc>
+        <w:tc>
+          <w:tcPr>
+            <w:tcW w:type="dxa" w:w="2278"/>
+            <w:shd w:fill="E8E8E8" w:val="clear"/>
+            <w:tcMar>
+              <w:top w:type="dxa" w:w="80"/>
+              <w:left w:type="dxa" w:w="120"/>
+              <w:bottom w:type="dxa" w:w="80"/>
+              <w:right w:type="dxa" w:w="120"/>
+            </w:tcMar>
+            <w:vAlign w:val="center"/>
+          </w:tcPr>
+          <w:p>
+            <w:pPr>
+              <w:spacing w:after="0" w:line="260" w:lineRule="auto"/>
+            </w:pPr>
+            <w:r>
+              <w:rPr>
+                <w:rFonts w:ascii="MS Mincho" w:cs="MS Mincho" w:eastAsia="MS Mincho" w:hAnsi="MS Mincho"/>
+                <w:b/>
+                <w:bCs/>
+                <w:color w:val="000000"/>
+                <w:sz w:val="18"/>
+                <w:szCs w:val="18"/>
+              </w:rPr>
+              <w:t xml:space="preserve">データを保管・処理する国</w:t>
             </w:r>
           </w:p>
         </w:tc>
@@ -3206,7 +3236,7 @@
         </w:tc>
         <w:tc>
           <w:tcPr>
-            <w:tcW w:type="dxa" w:w="1673"/>
+            <w:tcW w:type="dxa" w:w="1600"/>
             <w:tcMar>
               <w:top w:type="dxa" w:w="80"/>
               <w:left w:type="dxa" w:w="120"/>
@@ -3234,7 +3264,7 @@
         </w:tc>
         <w:tc>
           <w:tcPr>
-            <w:tcW w:type="dxa" w:w="2708"/>
+            <w:tcW w:type="dxa" w:w="2560"/>
             <w:tcMar>
               <w:top w:type="dxa" w:w="80"/>
               <w:left w:type="dxa" w:w="120"/>
@@ -3262,7 +3292,7 @@
         </w:tc>
         <w:tc>
           <w:tcPr>
-            <w:tcW w:type="dxa" w:w="3657"/>
+            <w:tcW w:type="dxa" w:w="1600"/>
             <w:tcMar>
               <w:top w:type="dxa" w:w="80"/>
               <w:left w:type="dxa" w:w="120"/>
@@ -3284,18 +3314,46 @@
                 <w:sz w:val="18"/>
                 <w:szCs w:val="18"/>
               </w:rPr>
-              <w:t xml:space="preserve">オーストラリア</w:t>
-            </w:r>
-            <w:r>
-              <w:rPr>
-                <w:rFonts w:ascii="MS Mincho" w:cs="MS Mincho" w:eastAsia="MS Mincho" w:hAnsi="MS Mincho"/>
-                <w:b w:val="false"/>
-                <w:bCs w:val="false"/>
-                <w:color w:val="000000"/>
-                <w:sz w:val="18"/>
-                <w:szCs w:val="18"/>
-              </w:rPr>
-              <w:t xml:space="preserve">（シドニー）</w:t>
+              <w:t xml:space="preserve">アメリカ合衆国</w:t>
+            </w:r>
+          </w:p>
+        </w:tc>
+        <w:tc>
+          <w:tcPr>
+            <w:tcW w:type="dxa" w:w="2278"/>
+            <w:tcMar>
+              <w:top w:type="dxa" w:w="80"/>
+              <w:left w:type="dxa" w:w="120"/>
+              <w:bottom w:type="dxa" w:w="80"/>
+              <w:right w:type="dxa" w:w="120"/>
+            </w:tcMar>
+            <w:vAlign w:val="center"/>
+          </w:tcPr>
+          <w:p>
+            <w:pPr>
+              <w:spacing w:after="0" w:line="260" w:lineRule="auto"/>
+            </w:pPr>
+            <w:r>
+              <w:rPr>
+                <w:rFonts w:ascii="MS Mincho" w:cs="MS Mincho" w:eastAsia="MS Mincho" w:hAnsi="MS Mincho"/>
+                <w:b/>
+                <w:bCs/>
+                <w:color w:val="000000"/>
+                <w:sz w:val="18"/>
+                <w:szCs w:val="18"/>
+              </w:rPr>
+              <w:t xml:space="preserve">日本</w:t>
+            </w:r>
+            <w:r>
+              <w:rPr>
+                <w:rFonts w:ascii="MS Mincho" w:cs="MS Mincho" w:eastAsia="MS Mincho" w:hAnsi="MS Mincho"/>
+                <w:b w:val="false"/>
+                <w:bCs w:val="false"/>
+                <w:color w:val="000000"/>
+                <w:sz w:val="18"/>
+                <w:szCs w:val="18"/>
+              </w:rPr>
+              <w:t xml:space="preserve">（東京）</w:t>
             </w:r>
           </w:p>
         </w:tc>
@@ -3334,7 +3392,7 @@
         </w:tc>
         <w:tc>
           <w:tcPr>
-            <w:tcW w:type="dxa" w:w="1673"/>
+            <w:tcW w:type="dxa" w:w="1600"/>
             <w:tcMar>
               <w:top w:type="dxa" w:w="80"/>
               <w:left w:type="dxa" w:w="120"/>
@@ -3362,7 +3420,7 @@
         </w:tc>
         <w:tc>
           <w:tcPr>
-            <w:tcW w:type="dxa" w:w="2708"/>
+            <w:tcW w:type="dxa" w:w="2560"/>
             <w:tcMar>
               <w:top w:type="dxa" w:w="80"/>
               <w:left w:type="dxa" w:w="120"/>
@@ -3390,7 +3448,35 @@
         </w:tc>
         <w:tc>
           <w:tcPr>
-            <w:tcW w:type="dxa" w:w="3657"/>
+            <w:tcW w:type="dxa" w:w="1600"/>
+            <w:tcMar>
+              <w:top w:type="dxa" w:w="80"/>
+              <w:left w:type="dxa" w:w="120"/>
+              <w:bottom w:type="dxa" w:w="80"/>
+              <w:right w:type="dxa" w:w="120"/>
+            </w:tcMar>
+            <w:vAlign w:val="center"/>
+          </w:tcPr>
+          <w:p>
+            <w:pPr>
+              <w:spacing w:after="0" w:line="260" w:lineRule="auto"/>
+            </w:pPr>
+            <w:r>
+              <w:rPr>
+                <w:rFonts w:ascii="MS Mincho" w:cs="MS Mincho" w:eastAsia="MS Mincho" w:hAnsi="MS Mincho"/>
+                <w:b/>
+                <w:bCs/>
+                <w:color w:val="000000"/>
+                <w:sz w:val="18"/>
+                <w:szCs w:val="18"/>
+              </w:rPr>
+              <w:t xml:space="preserve">アメリカ合衆国</w:t>
+            </w:r>
+          </w:p>
+        </w:tc>
+        <w:tc>
+          <w:tcPr>
+            <w:tcW w:type="dxa" w:w="2278"/>
             <w:tcMar>
               <w:top w:type="dxa" w:w="80"/>
               <w:left w:type="dxa" w:w="120"/>
@@ -3462,7 +3548,7 @@
         </w:tc>
         <w:tc>
           <w:tcPr>
-            <w:tcW w:type="dxa" w:w="1673"/>
+            <w:tcW w:type="dxa" w:w="1600"/>
             <w:tcMar>
               <w:top w:type="dxa" w:w="80"/>
               <w:left w:type="dxa" w:w="120"/>
@@ -3490,7 +3576,7 @@
         </w:tc>
         <w:tc>
           <w:tcPr>
-            <w:tcW w:type="dxa" w:w="2708"/>
+            <w:tcW w:type="dxa" w:w="2560"/>
             <w:tcMar>
               <w:top w:type="dxa" w:w="80"/>
               <w:left w:type="dxa" w:w="120"/>
@@ -3518,7 +3604,7 @@
         </w:tc>
         <w:tc>
           <w:tcPr>
-            <w:tcW w:type="dxa" w:w="3657"/>
+            <w:tcW w:type="dxa" w:w="1600"/>
             <w:tcMar>
               <w:top w:type="dxa" w:w="80"/>
               <w:left w:type="dxa" w:w="120"/>
@@ -3544,12 +3630,73 @@
             </w:r>
           </w:p>
         </w:tc>
+        <w:tc>
+          <w:tcPr>
+            <w:tcW w:type="dxa" w:w="2278"/>
+            <w:tcMar>
+              <w:top w:type="dxa" w:w="80"/>
+              <w:left w:type="dxa" w:w="120"/>
+              <w:bottom w:type="dxa" w:w="80"/>
+              <w:right w:type="dxa" w:w="120"/>
+            </w:tcMar>
+            <w:vAlign w:val="center"/>
+          </w:tcPr>
+          <w:p>
+            <w:pPr>
+              <w:spacing w:after="0" w:line="260" w:lineRule="auto"/>
+            </w:pPr>
+            <w:r>
+              <w:rPr>
+                <w:rFonts w:ascii="MS Mincho" w:cs="MS Mincho" w:eastAsia="MS Mincho" w:hAnsi="MS Mincho"/>
+                <w:b/>
+                <w:bCs/>
+                <w:color w:val="000000"/>
+                <w:sz w:val="18"/>
+                <w:szCs w:val="18"/>
+              </w:rPr>
+              <w:t xml:space="preserve">アメリカ合衆国</w:t>
+            </w:r>
+          </w:p>
+        </w:tc>
       </w:tr>
     </w:tbl>
     <w:p>
       <w:pPr>
         <w:spacing w:after="160"/>
       </w:pPr>
+    </w:p>
+    <w:p>
+      <w:pPr>
+        <w:pBdr>
+          <w:left w:val="single" w:color="AAAAAA" w:sz="18" w:space="10"/>
+        </w:pBdr>
+        <w:shd w:fill="F5F5F5" w:val="clear"/>
+        <w:spacing w:after="160" w:before="120" w:line="280" w:lineRule="auto"/>
+        <w:ind w:left="260"/>
+        <w:jc w:val="both"/>
+      </w:pPr>
+      <w:r>
+        <w:rPr>
+          <w:rFonts w:ascii="MS Mincho" w:cs="MS Mincho" w:eastAsia="MS Mincho" w:hAnsi="MS Mincho"/>
+          <w:b/>
+          <w:bCs/>
+          <w:color w:val="000000"/>
+          <w:sz w:val="18"/>
+          <w:szCs w:val="18"/>
+        </w:rPr>
+        <w:t xml:space="preserve">会員の登録情報（氏名・生年月日・住所・電話番号・WeChat ID 等）を保管するデータベースは、日本国内（東京）に置いています。</w:t>
+      </w:r>
+      <w:r>
+        <w:rPr>
+          <w:rFonts w:ascii="MS Mincho" w:cs="MS Mincho" w:eastAsia="MS Mincho" w:hAnsi="MS Mincho"/>
+          <w:b w:val="false"/>
+          <w:bCs w:val="false"/>
+          <w:color w:val="000000"/>
+          <w:sz w:val="18"/>
+          <w:szCs w:val="18"/>
+        </w:rPr>
+        <w:t xml:space="preserve"> ただし、そのデータベースを提供する Supabase, Inc. は外国（アメリカ合衆国）の法人であるため、同社への委託は第7条の対象となります。</w:t>
+      </w:r>
     </w:p>
     <w:p>
       <w:pPr>
@@ -3645,7 +3792,7 @@
           <w:sz w:val="24"/>
           <w:szCs w:val="24"/>
         </w:rPr>
-        <w:t xml:space="preserve">第7条（外国にある第三者への個人情報の提供＝越境移転）</w:t>
+        <w:t xml:space="preserve">第7条（外国にある第三者への個人情報の提供）</w:t>
       </w:r>
       <w:r>
         <w:rPr>
@@ -3695,29 +3842,112 @@
           <w:sz w:val="21"/>
           <w:szCs w:val="21"/>
         </w:rPr>
-        <w:t xml:space="preserve">前条の委託先はいずれも外国にある第三者に該当し、会員の個人情報は日本国外で保管・処理されます。当社は、</w:t>
-      </w:r>
-      <w:r>
-        <w:rPr>
-          <w:rFonts w:ascii="MS Mincho" w:cs="MS Mincho" w:eastAsia="MS Mincho" w:hAnsi="MS Mincho"/>
-          <w:b/>
-          <w:bCs/>
-          <w:color w:val="000000"/>
-          <w:sz w:val="21"/>
-          <w:szCs w:val="21"/>
-        </w:rPr>
-        <w:t xml:space="preserve">会員から、あらかじめ越境移転についての同意を得たうえで</w:t>
-      </w:r>
-      <w:r>
-        <w:rPr>
-          <w:rFonts w:ascii="MS Mincho" w:cs="MS Mincho" w:eastAsia="MS Mincho" w:hAnsi="MS Mincho"/>
-          <w:b w:val="false"/>
-          <w:bCs w:val="false"/>
-          <w:color w:val="000000"/>
-          <w:sz w:val="21"/>
-          <w:szCs w:val="21"/>
-        </w:rPr>
-        <w:t xml:space="preserve">、これを行います（会員登録時に、本ポリシーへの同意とあわせて取得します）。</w:t>
+        <w:t xml:space="preserve">前条の委託先はいずれも</w:t>
+      </w:r>
+      <w:r>
+        <w:rPr>
+          <w:rFonts w:ascii="MS Mincho" w:cs="MS Mincho" w:eastAsia="MS Mincho" w:hAnsi="MS Mincho"/>
+          <w:b/>
+          <w:bCs/>
+          <w:color w:val="000000"/>
+          <w:sz w:val="21"/>
+          <w:szCs w:val="21"/>
+        </w:rPr>
+        <w:t xml:space="preserve">外国にある第三者</w:t>
+      </w:r>
+      <w:r>
+        <w:rPr>
+          <w:rFonts w:ascii="MS Mincho" w:cs="MS Mincho" w:eastAsia="MS Mincho" w:hAnsi="MS Mincho"/>
+          <w:b w:val="false"/>
+          <w:bCs w:val="false"/>
+          <w:color w:val="000000"/>
+          <w:sz w:val="21"/>
+          <w:szCs w:val="21"/>
+        </w:rPr>
+        <w:t xml:space="preserve">に該当します。当社は、</w:t>
+      </w:r>
+      <w:r>
+        <w:rPr>
+          <w:rFonts w:ascii="MS Mincho" w:cs="MS Mincho" w:eastAsia="MS Mincho" w:hAnsi="MS Mincho"/>
+          <w:b/>
+          <w:bCs/>
+          <w:color w:val="000000"/>
+          <w:sz w:val="21"/>
+          <w:szCs w:val="21"/>
+        </w:rPr>
+        <w:t xml:space="preserve">会員から、あらかじめ同意を得たうえで</w:t>
+      </w:r>
+      <w:r>
+        <w:rPr>
+          <w:rFonts w:ascii="MS Mincho" w:cs="MS Mincho" w:eastAsia="MS Mincho" w:hAnsi="MS Mincho"/>
+          <w:b w:val="false"/>
+          <w:bCs w:val="false"/>
+          <w:color w:val="000000"/>
+          <w:sz w:val="21"/>
+          <w:szCs w:val="21"/>
+        </w:rPr>
+        <w:t xml:space="preserve">、これらの委託先に個人情報を取り扱わせます（会員登録時に、本ポリシーへの同意とあわせて取得します）。</w:t>
+      </w:r>
+    </w:p>
+    <w:p>
+      <w:pPr>
+        <w:spacing w:after="120" w:line="300" w:lineRule="auto"/>
+        <w:jc w:val="both"/>
+      </w:pPr>
+      <w:r>
+        <w:rPr>
+          <w:rFonts w:ascii="MS Mincho" w:cs="MS Mincho" w:eastAsia="MS Mincho" w:hAnsi="MS Mincho"/>
+          <w:b w:val="false"/>
+          <w:bCs w:val="false"/>
+          <w:color w:val="000000"/>
+          <w:sz w:val="21"/>
+          <w:szCs w:val="21"/>
+        </w:rPr>
+        <w:t xml:space="preserve">なお、</w:t>
+      </w:r>
+      <w:r>
+        <w:rPr>
+          <w:rFonts w:ascii="MS Mincho" w:cs="MS Mincho" w:eastAsia="MS Mincho" w:hAnsi="MS Mincho"/>
+          <w:b/>
+          <w:bCs/>
+          <w:color w:val="000000"/>
+          <w:sz w:val="21"/>
+          <w:szCs w:val="21"/>
+        </w:rPr>
+        <w:t xml:space="preserve">会員の登録情報を保管するデータベースは日本国内（東京）にあります</w:t>
+      </w:r>
+      <w:r>
+        <w:rPr>
+          <w:rFonts w:ascii="MS Mincho" w:cs="MS Mincho" w:eastAsia="MS Mincho" w:hAnsi="MS Mincho"/>
+          <w:b w:val="false"/>
+          <w:bCs w:val="false"/>
+          <w:color w:val="000000"/>
+          <w:sz w:val="21"/>
+          <w:szCs w:val="21"/>
+        </w:rPr>
+        <w:t xml:space="preserve">が、個人情報保護法第28条の適用は、データの保管場所ではなく</w:t>
+      </w:r>
+      <w:r>
+        <w:rPr>
+          <w:rFonts w:ascii="MS Mincho" w:cs="MS Mincho" w:eastAsia="MS Mincho" w:hAnsi="MS Mincho"/>
+          <w:b/>
+          <w:bCs/>
+          <w:color w:val="000000"/>
+          <w:sz w:val="21"/>
+          <w:szCs w:val="21"/>
+        </w:rPr>
+        <w:t xml:space="preserve">委託先の法人がどの国に所在するか</w:t>
+      </w:r>
+      <w:r>
+        <w:rPr>
+          <w:rFonts w:ascii="MS Mincho" w:cs="MS Mincho" w:eastAsia="MS Mincho" w:hAnsi="MS Mincho"/>
+          <w:b w:val="false"/>
+          <w:bCs w:val="false"/>
+          <w:color w:val="000000"/>
+          <w:sz w:val="21"/>
+          <w:szCs w:val="21"/>
+        </w:rPr>
+        <w:t xml:space="preserve">によって判断されます。そのため、保管場所が日本であっても、本条の対象となります。</w:t>
       </w:r>
     </w:p>
     <w:p>
@@ -3752,7 +3982,7 @@
           <w:sz w:val="22"/>
           <w:szCs w:val="22"/>
         </w:rPr>
-        <w:t xml:space="preserve">(1) 移転先の外国の名称</w:t>
+        <w:t xml:space="preserve">(1) 当該第三者が所在する外国の名称</w:t>
       </w:r>
     </w:p>
     <w:tbl>
@@ -3768,8 +3998,9 @@
         </w:tblBorders>
       </w:tblPr>
       <w:tblGrid>
-        <w:gridCol w:w="6425"/>
-        <w:gridCol w:w="3213"/>
+        <w:gridCol w:w="3373"/>
+        <w:gridCol w:w="1687"/>
+        <w:gridCol w:w="4578"/>
       </w:tblGrid>
       <w:tr>
         <w:trPr>
@@ -3777,7 +4008,7 @@
         </w:trPr>
         <w:tc>
           <w:tcPr>
-            <w:tcW w:type="dxa" w:w="6425"/>
+            <w:tcW w:type="dxa" w:w="3373"/>
             <w:shd w:fill="E8E8E8" w:val="clear"/>
             <w:tcMar>
               <w:top w:type="dxa" w:w="80"/>
@@ -3800,13 +4031,13 @@
                 <w:sz w:val="18"/>
                 <w:szCs w:val="18"/>
               </w:rPr>
-              <w:t xml:space="preserve">移転先</w:t>
-            </w:r>
-          </w:p>
-        </w:tc>
-        <w:tc>
-          <w:tcPr>
-            <w:tcW w:type="dxa" w:w="3213"/>
+              <w:t xml:space="preserve">委託先</w:t>
+            </w:r>
+          </w:p>
+        </w:tc>
+        <w:tc>
+          <w:tcPr>
+            <w:tcW w:type="dxa" w:w="1687"/>
             <w:shd w:fill="E8E8E8" w:val="clear"/>
             <w:tcMar>
               <w:top w:type="dxa" w:w="80"/>
@@ -3829,7 +4060,36 @@
                 <w:sz w:val="18"/>
                 <w:szCs w:val="18"/>
               </w:rPr>
-              <w:t xml:space="preserve">国</w:t>
+              <w:t xml:space="preserve">所在国</w:t>
+            </w:r>
+          </w:p>
+        </w:tc>
+        <w:tc>
+          <w:tcPr>
+            <w:tcW w:type="dxa" w:w="4578"/>
+            <w:shd w:fill="E8E8E8" w:val="clear"/>
+            <w:tcMar>
+              <w:top w:type="dxa" w:w="80"/>
+              <w:left w:type="dxa" w:w="120"/>
+              <w:bottom w:type="dxa" w:w="80"/>
+              <w:right w:type="dxa" w:w="120"/>
+            </w:tcMar>
+            <w:vAlign w:val="center"/>
+          </w:tcPr>
+          <w:p>
+            <w:pPr>
+              <w:spacing w:after="0" w:line="260" w:lineRule="auto"/>
+            </w:pPr>
+            <w:r>
+              <w:rPr>
+                <w:rFonts w:ascii="MS Mincho" w:cs="MS Mincho" w:eastAsia="MS Mincho" w:hAnsi="MS Mincho"/>
+                <w:b/>
+                <w:bCs/>
+                <w:color w:val="000000"/>
+                <w:sz w:val="18"/>
+                <w:szCs w:val="18"/>
+              </w:rPr>
+              <w:t xml:space="preserve">（参考）データの保管場所</w:t>
             </w:r>
           </w:p>
         </w:tc>
@@ -3840,7 +4100,7 @@
         </w:trPr>
         <w:tc>
           <w:tcPr>
-            <w:tcW w:type="dxa" w:w="6425"/>
+            <w:tcW w:type="dxa" w:w="3373"/>
             <w:tcMar>
               <w:top w:type="dxa" w:w="80"/>
               <w:left w:type="dxa" w:w="120"/>
@@ -3868,29 +4128,57 @@
         </w:tc>
         <w:tc>
           <w:tcPr>
-            <w:tcW w:type="dxa" w:w="3213"/>
-            <w:tcMar>
-              <w:top w:type="dxa" w:w="80"/>
-              <w:left w:type="dxa" w:w="120"/>
-              <w:bottom w:type="dxa" w:w="80"/>
-              <w:right w:type="dxa" w:w="120"/>
-            </w:tcMar>
-            <w:vAlign w:val="center"/>
-          </w:tcPr>
-          <w:p>
-            <w:pPr>
-              <w:spacing w:after="0" w:line="260" w:lineRule="auto"/>
-            </w:pPr>
-            <w:r>
-              <w:rPr>
-                <w:rFonts w:ascii="MS Mincho" w:cs="MS Mincho" w:eastAsia="MS Mincho" w:hAnsi="MS Mincho"/>
-                <w:b w:val="false"/>
-                <w:bCs w:val="false"/>
-                <w:color w:val="000000"/>
-                <w:sz w:val="18"/>
-                <w:szCs w:val="18"/>
-              </w:rPr>
-              <w:t xml:space="preserve">オーストラリア</w:t>
+            <w:tcW w:type="dxa" w:w="1687"/>
+            <w:tcMar>
+              <w:top w:type="dxa" w:w="80"/>
+              <w:left w:type="dxa" w:w="120"/>
+              <w:bottom w:type="dxa" w:w="80"/>
+              <w:right w:type="dxa" w:w="120"/>
+            </w:tcMar>
+            <w:vAlign w:val="center"/>
+          </w:tcPr>
+          <w:p>
+            <w:pPr>
+              <w:spacing w:after="0" w:line="260" w:lineRule="auto"/>
+            </w:pPr>
+            <w:r>
+              <w:rPr>
+                <w:rFonts w:ascii="MS Mincho" w:cs="MS Mincho" w:eastAsia="MS Mincho" w:hAnsi="MS Mincho"/>
+                <w:b w:val="false"/>
+                <w:bCs w:val="false"/>
+                <w:color w:val="000000"/>
+                <w:sz w:val="18"/>
+                <w:szCs w:val="18"/>
+              </w:rPr>
+              <w:t xml:space="preserve">アメリカ合衆国</w:t>
+            </w:r>
+          </w:p>
+        </w:tc>
+        <w:tc>
+          <w:tcPr>
+            <w:tcW w:type="dxa" w:w="4578"/>
+            <w:tcMar>
+              <w:top w:type="dxa" w:w="80"/>
+              <w:left w:type="dxa" w:w="120"/>
+              <w:bottom w:type="dxa" w:w="80"/>
+              <w:right w:type="dxa" w:w="120"/>
+            </w:tcMar>
+            <w:vAlign w:val="center"/>
+          </w:tcPr>
+          <w:p>
+            <w:pPr>
+              <w:spacing w:after="0" w:line="260" w:lineRule="auto"/>
+            </w:pPr>
+            <w:r>
+              <w:rPr>
+                <w:rFonts w:ascii="MS Mincho" w:cs="MS Mincho" w:eastAsia="MS Mincho" w:hAnsi="MS Mincho"/>
+                <w:b w:val="false"/>
+                <w:bCs w:val="false"/>
+                <w:color w:val="000000"/>
+                <w:sz w:val="18"/>
+                <w:szCs w:val="18"/>
+              </w:rPr>
+              <w:t xml:space="preserve">日本（東京）</w:t>
             </w:r>
           </w:p>
         </w:tc>
@@ -3901,7 +4189,7 @@
         </w:trPr>
         <w:tc>
           <w:tcPr>
-            <w:tcW w:type="dxa" w:w="6425"/>
+            <w:tcW w:type="dxa" w:w="3373"/>
             <w:tcMar>
               <w:top w:type="dxa" w:w="80"/>
               <w:left w:type="dxa" w:w="120"/>
@@ -3929,7 +4217,7 @@
         </w:tc>
         <w:tc>
           <w:tcPr>
-            <w:tcW w:type="dxa" w:w="3213"/>
+            <w:tcW w:type="dxa" w:w="1687"/>
             <w:tcMar>
               <w:top w:type="dxa" w:w="80"/>
               <w:left w:type="dxa" w:w="120"/>
@@ -3952,6 +4240,34 @@
                 <w:szCs w:val="18"/>
               </w:rPr>
               <w:t xml:space="preserve">アメリカ合衆国</w:t>
+            </w:r>
+          </w:p>
+        </w:tc>
+        <w:tc>
+          <w:tcPr>
+            <w:tcW w:type="dxa" w:w="4578"/>
+            <w:tcMar>
+              <w:top w:type="dxa" w:w="80"/>
+              <w:left w:type="dxa" w:w="120"/>
+              <w:bottom w:type="dxa" w:w="80"/>
+              <w:right w:type="dxa" w:w="120"/>
+            </w:tcMar>
+            <w:vAlign w:val="center"/>
+          </w:tcPr>
+          <w:p>
+            <w:pPr>
+              <w:spacing w:after="0" w:line="260" w:lineRule="auto"/>
+            </w:pPr>
+            <w:r>
+              <w:rPr>
+                <w:rFonts w:ascii="MS Mincho" w:cs="MS Mincho" w:eastAsia="MS Mincho" w:hAnsi="MS Mincho"/>
+                <w:b w:val="false"/>
+                <w:bCs w:val="false"/>
+                <w:color w:val="000000"/>
+                <w:sz w:val="18"/>
+                <w:szCs w:val="18"/>
+              </w:rPr>
+              <w:t xml:space="preserve">アメリカ合衆国ほか、世界各地の配信拠点</w:t>
             </w:r>
           </w:p>
         </w:tc>
@@ -3962,7 +4278,7 @@
         </w:trPr>
         <w:tc>
           <w:tcPr>
-            <w:tcW w:type="dxa" w:w="6425"/>
+            <w:tcW w:type="dxa" w:w="3373"/>
             <w:tcMar>
               <w:top w:type="dxa" w:w="80"/>
               <w:left w:type="dxa" w:w="120"/>
@@ -3990,7 +4306,35 @@
         </w:tc>
         <w:tc>
           <w:tcPr>
-            <w:tcW w:type="dxa" w:w="3213"/>
+            <w:tcW w:type="dxa" w:w="1687"/>
+            <w:tcMar>
+              <w:top w:type="dxa" w:w="80"/>
+              <w:left w:type="dxa" w:w="120"/>
+              <w:bottom w:type="dxa" w:w="80"/>
+              <w:right w:type="dxa" w:w="120"/>
+            </w:tcMar>
+            <w:vAlign w:val="center"/>
+          </w:tcPr>
+          <w:p>
+            <w:pPr>
+              <w:spacing w:after="0" w:line="260" w:lineRule="auto"/>
+            </w:pPr>
+            <w:r>
+              <w:rPr>
+                <w:rFonts w:ascii="MS Mincho" w:cs="MS Mincho" w:eastAsia="MS Mincho" w:hAnsi="MS Mincho"/>
+                <w:b w:val="false"/>
+                <w:bCs w:val="false"/>
+                <w:color w:val="000000"/>
+                <w:sz w:val="18"/>
+                <w:szCs w:val="18"/>
+              </w:rPr>
+              <w:t xml:space="preserve">アメリカ合衆国</w:t>
+            </w:r>
+          </w:p>
+        </w:tc>
+        <w:tc>
+          <w:tcPr>
+            <w:tcW w:type="dxa" w:w="4578"/>
             <w:tcMar>
               <w:top w:type="dxa" w:w="80"/>
               <w:left w:type="dxa" w:w="120"/>
@@ -4022,6 +4366,50 @@
       <w:pPr>
         <w:spacing w:after="160"/>
       </w:pPr>
+    </w:p>
+    <w:p>
+      <w:pPr>
+        <w:pBdr>
+          <w:left w:val="single" w:color="AAAAAA" w:sz="18" w:space="10"/>
+        </w:pBdr>
+        <w:shd w:fill="F5F5F5" w:val="clear"/>
+        <w:spacing w:after="160" w:before="120" w:line="280" w:lineRule="auto"/>
+        <w:ind w:left="260"/>
+        <w:jc w:val="both"/>
+      </w:pPr>
+      <w:r>
+        <w:rPr>
+          <w:rFonts w:ascii="MS Mincho" w:cs="MS Mincho" w:eastAsia="MS Mincho" w:hAnsi="MS Mincho"/>
+          <w:b w:val="false"/>
+          <w:bCs w:val="false"/>
+          <w:color w:val="000000"/>
+          <w:sz w:val="18"/>
+          <w:szCs w:val="18"/>
+        </w:rPr>
+        <w:t xml:space="preserve">個人情報の保護に関する法律施行規則第17条第2項第1号により、提供にあたって示すべきは</w:t>
+      </w:r>
+      <w:r>
+        <w:rPr>
+          <w:rFonts w:ascii="MS Mincho" w:cs="MS Mincho" w:eastAsia="MS Mincho" w:hAnsi="MS Mincho"/>
+          <w:b/>
+          <w:bCs/>
+          <w:color w:val="000000"/>
+          <w:sz w:val="18"/>
+          <w:szCs w:val="18"/>
+        </w:rPr>
+        <w:t xml:space="preserve">当該第三者が所在する外国の名称</w:t>
+      </w:r>
+      <w:r>
+        <w:rPr>
+          <w:rFonts w:ascii="MS Mincho" w:cs="MS Mincho" w:eastAsia="MS Mincho" w:hAnsi="MS Mincho"/>
+          <w:b w:val="false"/>
+          <w:bCs w:val="false"/>
+          <w:color w:val="000000"/>
+          <w:sz w:val="18"/>
+          <w:szCs w:val="18"/>
+        </w:rPr>
+        <w:t xml:space="preserve">です。データの保管場所は参考として併記しています。</w:t>
+      </w:r>
     </w:p>
     <w:p>
       <w:pPr>
@@ -4039,39 +4427,6 @@
           <w:szCs w:val="22"/>
         </w:rPr>
         <w:t xml:space="preserve">(2) 当該外国における個人情報の保護に関する制度</w:t>
-      </w:r>
-    </w:p>
-    <w:p>
-      <w:pPr>
-        <w:pStyle w:val="ListParagraph"/>
-        <w:numPr>
-          <w:ilvl w:val="0"/>
-          <w:numId w:val="5"/>
-        </w:numPr>
-        <w:spacing w:after="80" w:line="290" w:lineRule="auto"/>
-        <w:jc w:val="both"/>
-      </w:pPr>
-      <w:r>
-        <w:rPr>
-          <w:rFonts w:ascii="MS Mincho" w:cs="MS Mincho" w:eastAsia="MS Mincho" w:hAnsi="MS Mincho"/>
-          <w:b/>
-          <w:bCs/>
-          <w:color w:val="000000"/>
-          <w:sz w:val="21"/>
-          <w:szCs w:val="21"/>
-        </w:rPr>
-        <w:t xml:space="preserve">オーストラリア</w:t>
-      </w:r>
-      <w:r>
-        <w:rPr>
-          <w:rFonts w:ascii="MS Mincho" w:cs="MS Mincho" w:eastAsia="MS Mincho" w:hAnsi="MS Mincho"/>
-          <w:b w:val="false"/>
-          <w:bCs w:val="false"/>
-          <w:color w:val="000000"/>
-          <w:sz w:val="21"/>
-          <w:szCs w:val="21"/>
-        </w:rPr>
-        <w:t xml:space="preserve">: 1988年プライバシー法（Privacy Act 1988 (Cth)）およびオーストラリア・プライバシー原則（Australian Privacy Principles）により、個人情報の取得・利用・開示・安全管理・本人アクセス等が包括的に規律されています。監督機関としてオーストラリア情報コミッショナー庁（OAIC）が設置され、苦情申立て・調査・是正命令の制度があります。日本の個人情報保護法と同様に、本人による開示・訂正の請求権および事業者の漏えい報告義務（Notifiable Data Breaches scheme）が定められています。</w:t>
       </w:r>
     </w:p>
     <w:p>
@@ -4899,7 +5254,29 @@
           <w:sz w:val="21"/>
           <w:szCs w:val="21"/>
         </w:rPr>
-        <w:t xml:space="preserve">: 個人情報を外国において取り扱うため、第7条(2)に記載した各国の個人情報の保護に関する制度を把握したうえで、安全管理措置を講じています。</w:t>
+        <w:t xml:space="preserve">: 会員の登録情報を保管するデータベースは日本国内（東京）にありますが、その提供元である Supabase, Inc. をはじめとする第6条の委託先は</w:t>
+      </w:r>
+      <w:r>
+        <w:rPr>
+          <w:rFonts w:ascii="MS Mincho" w:cs="MS Mincho" w:eastAsia="MS Mincho" w:hAnsi="MS Mincho"/>
+          <w:b/>
+          <w:bCs/>
+          <w:color w:val="000000"/>
+          <w:sz w:val="21"/>
+          <w:szCs w:val="21"/>
+        </w:rPr>
+        <w:t xml:space="preserve">いずれも外国（アメリカ合衆国）の法人</w:t>
+      </w:r>
+      <w:r>
+        <w:rPr>
+          <w:rFonts w:ascii="MS Mincho" w:cs="MS Mincho" w:eastAsia="MS Mincho" w:hAnsi="MS Mincho"/>
+          <w:b w:val="false"/>
+          <w:bCs w:val="false"/>
+          <w:color w:val="000000"/>
+          <w:sz w:val="21"/>
+          <w:szCs w:val="21"/>
+        </w:rPr>
+        <w:t xml:space="preserve">です。当社は、外国にある事業者に個人情報の取扱いを委託していることから、第7条(2)に記載したアメリカ合衆国の個人情報の保護に関する制度を把握したうえで、安全管理措置を講じています。</w:t>
       </w:r>
     </w:p>
     <w:p>
@@ -6709,18 +7086,18 @@
           <w:sz w:val="21"/>
           <w:szCs w:val="21"/>
         </w:rPr>
-        <w:t xml:space="preserve">制定日: 2026年8月18日／最終改定日: 2026年8月18日／版数: </w:t>
-      </w:r>
-      <w:r>
-        <w:rPr>
-          <w:rFonts w:ascii="MS Mincho" w:cs="MS Mincho" w:eastAsia="MS Mincho" w:hAnsi="MS Mincho"/>
-          <w:b/>
-          <w:bCs/>
-          <w:color w:val="000000"/>
-          <w:sz w:val="21"/>
-          <w:szCs w:val="21"/>
-        </w:rPr>
-        <w:t xml:space="preserve">v1.0（弁護士レビュー用）</w:t>
+        <w:t xml:space="preserve">制定日: 2026年8月8日／最終改定日: 2026年8月8日／版数: </w:t>
+      </w:r>
+      <w:r>
+        <w:rPr>
+          <w:rFonts w:ascii="MS Mincho" w:cs="MS Mincho" w:eastAsia="MS Mincho" w:hAnsi="MS Mincho"/>
+          <w:b/>
+          <w:bCs/>
+          <w:color w:val="000000"/>
+          <w:sz w:val="21"/>
+          <w:szCs w:val="21"/>
+        </w:rPr>
+        <w:t xml:space="preserve">v1.0</w:t>
       </w:r>
     </w:p>
     <w:sectPr>
@@ -6892,7 +7269,7 @@
         <w:sz w:val="16"/>
         <w:szCs w:val="16"/>
       </w:rPr>
-      <w:t xml:space="preserve">樱聘 YingPin｜プライバシーポリシー（案）｜v1.0（弁護士レビュー用）</w:t>
+      <w:t xml:space="preserve">樱聘 YingPin｜プライバシーポリシー（案）｜v1.0</w:t>
     </w:r>
   </w:p>
 </w:hdr>

--- a/docs/legal/export/03_プライバシーポリシー_案.docx
+++ b/docs/legal/export/03_プライバシーポリシー_案.docx
@@ -789,13 +789,577 @@
       <w:r>
         <w:rPr>
           <w:rFonts w:ascii="MS Mincho" w:cs="MS Mincho" w:eastAsia="MS Mincho" w:hAnsi="MS Mincho"/>
-          <w:b w:val="false"/>
-          <w:bCs w:val="false"/>
+          <w:b/>
+          <w:bCs/>
           <w:color w:val="000000"/>
           <w:sz w:val="18"/>
           <w:szCs w:val="18"/>
         </w:rPr>
-        <w:t xml:space="preserve">中国語（簡体字）版は、日本語版の確定後に作成します（会員側の画面は中国語が既定表示のため、公開時は両言語の掲出が必要です）。</w:t>
+        <w:t xml:space="preserve">中国語（簡体字）の要約を下記に置いています。</w:t>
+      </w:r>
+      <w:r>
+        <w:rPr>
+          <w:rFonts w:ascii="MS Mincho" w:cs="MS Mincho" w:eastAsia="MS Mincho" w:hAnsi="MS Mincho"/>
+          <w:b w:val="false"/>
+          <w:bCs w:val="false"/>
+          <w:color w:val="000000"/>
+          <w:sz w:val="18"/>
+          <w:szCs w:val="18"/>
+        </w:rPr>
+        <w:t xml:space="preserve"> 会員側の画面は中国語が既定表示のため、サイト上でも同じ要約を条文の前に掲出します。条文の全文は日本語のみとし、利用規約第26条により日本語を正文とします（→ 確認論点 C-3）。</w:t>
+      </w:r>
+    </w:p>
+    <w:p>
+      <w:pPr>
+        <w:pBdr>
+          <w:bottom w:val="single" w:color="CCCCCC" w:sz="6" w:space="2"/>
+        </w:pBdr>
+        <w:spacing w:after="200" w:before="120"/>
+      </w:pPr>
+      <w:r>
+        <w:rPr>
+          <w:sz w:val="2"/>
+          <w:szCs w:val="2"/>
+        </w:rPr>
+        <w:t xml:space="preserve"/>
+      </w:r>
+    </w:p>
+    <w:p>
+      <w:pPr>
+        <w:pStyle w:val="Heading2"/>
+        <w:keepNext/>
+        <w:pBdr>
+          <w:bottom w:val="single" w:color="C0392B" w:sz="8" w:space="4"/>
+        </w:pBdr>
+        <w:spacing w:after="140" w:before="360"/>
+      </w:pPr>
+      <w:r>
+        <w:rPr>
+          <w:rFonts w:ascii="MS Gothic" w:cs="MS Gothic" w:eastAsia="MS Gothic" w:hAnsi="MS Gothic"/>
+          <w:b/>
+          <w:bCs/>
+          <w:color w:val="000000"/>
+          <w:sz w:val="24"/>
+          <w:szCs w:val="24"/>
+        </w:rPr>
+        <w:t xml:space="preserve">中文摘要（参考译文）</w:t>
+      </w:r>
+    </w:p>
+    <w:p>
+      <w:pPr>
+        <w:pBdr>
+          <w:left w:val="single" w:color="AAAAAA" w:sz="18" w:space="10"/>
+        </w:pBdr>
+        <w:shd w:fill="F5F5F5" w:val="clear"/>
+        <w:spacing w:after="160" w:before="120" w:line="280" w:lineRule="auto"/>
+        <w:ind w:left="260"/>
+        <w:jc w:val="both"/>
+      </w:pPr>
+      <w:r>
+        <w:rPr>
+          <w:rFonts w:ascii="MS Mincho" w:cs="MS Mincho" w:eastAsia="MS Mincho" w:hAnsi="MS Mincho"/>
+          <w:b/>
+          <w:bCs/>
+          <w:color w:val="000000"/>
+          <w:sz w:val="18"/>
+          <w:szCs w:val="18"/>
+        </w:rPr>
+        <w:t xml:space="preserve">本摘要仅为帮助理解而提供的参考译文。具有法律效力的是日语正文。如两者有出入，以日语正文为准。</w:t>
+      </w:r>
+    </w:p>
+    <w:p>
+      <w:pPr>
+        <w:pStyle w:val="ListParagraph"/>
+        <w:numPr>
+          <w:ilvl w:val="0"/>
+          <w:numId w:val="2"/>
+        </w:numPr>
+        <w:spacing w:after="80" w:line="290" w:lineRule="auto"/>
+        <w:jc w:val="both"/>
+      </w:pPr>
+      <w:r>
+        <w:rPr>
+          <w:rFonts w:ascii="MS Mincho" w:cs="MS Mincho" w:eastAsia="MS Mincho" w:hAnsi="MS Mincho"/>
+          <w:b/>
+          <w:bCs/>
+          <w:color w:val="000000"/>
+          <w:sz w:val="21"/>
+          <w:szCs w:val="21"/>
+        </w:rPr>
+        <w:t xml:space="preserve">谁在管理您的信息</w:t>
+      </w:r>
+      <w:r>
+        <w:rPr>
+          <w:rFonts w:ascii="MS Mincho" w:cs="MS Mincho" w:eastAsia="MS Mincho" w:hAnsi="MS Mincho"/>
+          <w:b w:val="false"/>
+          <w:bCs w:val="false"/>
+          <w:color w:val="000000"/>
+          <w:sz w:val="21"/>
+          <w:szCs w:val="21"/>
+        </w:rPr>
+        <w:t xml:space="preserve">：株式会社Partner（埼玉县富士见市上南畑1937-2／代表 矢泽秀幸）。个人信息保护管理者为代表董事（第1条）。</w:t>
+      </w:r>
+    </w:p>
+    <w:p>
+      <w:pPr>
+        <w:pStyle w:val="ListParagraph"/>
+        <w:numPr>
+          <w:ilvl w:val="0"/>
+          <w:numId w:val="2"/>
+        </w:numPr>
+        <w:spacing w:after="80" w:line="290" w:lineRule="auto"/>
+        <w:jc w:val="both"/>
+      </w:pPr>
+      <w:r>
+        <w:rPr>
+          <w:rFonts w:ascii="MS Mincho" w:cs="MS Mincho" w:eastAsia="MS Mincho" w:hAnsi="MS Mincho"/>
+          <w:b/>
+          <w:bCs/>
+          <w:color w:val="000000"/>
+          <w:sz w:val="21"/>
+          <w:szCs w:val="21"/>
+        </w:rPr>
+        <w:t xml:space="preserve">我们收集什么</w:t>
+      </w:r>
+      <w:r>
+        <w:rPr>
+          <w:rFonts w:ascii="MS Mincho" w:cs="MS Mincho" w:eastAsia="MS Mincho" w:hAnsi="MS Mincho"/>
+          <w:b w:val="false"/>
+          <w:bCs w:val="false"/>
+          <w:color w:val="000000"/>
+          <w:sz w:val="21"/>
+          <w:szCs w:val="21"/>
+        </w:rPr>
+        <w:t xml:space="preserve">：姓名、拼音、出生日期、性别、国籍、居住地、住址、电话号码、微信ID、邮箱（选填）、日语能力、已合格的特定技能领域、其他资格，以及会员编号、身份确认状态、应聘记录、收藏、同意记录（第2条）。</w:t>
+      </w:r>
+    </w:p>
+    <w:p>
+      <w:pPr>
+        <w:pStyle w:val="ListParagraph"/>
+        <w:numPr>
+          <w:ilvl w:val="1"/>
+          <w:numId w:val="2"/>
+        </w:numPr>
+        <w:spacing w:after="80" w:line="290" w:lineRule="auto"/>
+        <w:jc w:val="both"/>
+      </w:pPr>
+      <w:r>
+        <w:rPr>
+          <w:rFonts w:ascii="MS Mincho" w:cs="MS Mincho" w:eastAsia="MS Mincho" w:hAnsi="MS Mincho"/>
+          <w:b/>
+          <w:bCs/>
+          <w:color w:val="000000"/>
+          <w:sz w:val="21"/>
+          <w:szCs w:val="21"/>
+        </w:rPr>
+        <w:t xml:space="preserve">本服务不使用短信验证。</w:t>
+      </w:r>
+      <w:r>
+        <w:rPr>
+          <w:rFonts w:ascii="MS Mincho" w:cs="MS Mincho" w:eastAsia="MS Mincho" w:hAnsi="MS Mincho"/>
+          <w:b w:val="false"/>
+          <w:bCs w:val="false"/>
+          <w:color w:val="000000"/>
+          <w:sz w:val="21"/>
+          <w:szCs w:val="21"/>
+        </w:rPr>
+        <w:t xml:space="preserve"> 身份确认由工作人员通过微信进行。</w:t>
+      </w:r>
+    </w:p>
+    <w:p>
+      <w:pPr>
+        <w:pStyle w:val="ListParagraph"/>
+        <w:numPr>
+          <w:ilvl w:val="1"/>
+          <w:numId w:val="2"/>
+        </w:numPr>
+        <w:spacing w:after="80" w:line="290" w:lineRule="auto"/>
+        <w:jc w:val="both"/>
+      </w:pPr>
+      <w:r>
+        <w:rPr>
+          <w:rFonts w:ascii="MS Mincho" w:cs="MS Mincho" w:eastAsia="MS Mincho" w:hAnsi="MS Mincho"/>
+          <w:b/>
+          <w:bCs/>
+          <w:color w:val="000000"/>
+          <w:sz w:val="21"/>
+          <w:szCs w:val="21"/>
+        </w:rPr>
+        <w:t xml:space="preserve">密码以无法还原的形式（哈希）保存，本公司员工也无法得知其内容。</w:t>
+      </w:r>
+    </w:p>
+    <w:p>
+      <w:pPr>
+        <w:pStyle w:val="ListParagraph"/>
+        <w:numPr>
+          <w:ilvl w:val="0"/>
+          <w:numId w:val="2"/>
+        </w:numPr>
+        <w:spacing w:after="80" w:line="290" w:lineRule="auto"/>
+        <w:jc w:val="both"/>
+      </w:pPr>
+      <w:r>
+        <w:rPr>
+          <w:rFonts w:ascii="MS Mincho" w:cs="MS Mincho" w:eastAsia="MS Mincho" w:hAnsi="MS Mincho"/>
+          <w:b/>
+          <w:bCs/>
+          <w:color w:val="000000"/>
+          <w:sz w:val="21"/>
+          <w:szCs w:val="21"/>
+        </w:rPr>
+        <w:t xml:space="preserve">用途</w:t>
+      </w:r>
+      <w:r>
+        <w:rPr>
+          <w:rFonts w:ascii="MS Mincho" w:cs="MS Mincho" w:eastAsia="MS Mincho" w:hAnsi="MS Mincho"/>
+          <w:b w:val="false"/>
+          <w:bCs w:val="false"/>
+          <w:color w:val="000000"/>
+          <w:sz w:val="21"/>
+          <w:szCs w:val="21"/>
+        </w:rPr>
+        <w:t xml:space="preserve">：会员管理、提供职业介绍服务、入职后支援、联络与咨询应对、防止不正当使用、以及法律规定的簿册制作与保存（第3条）。</w:t>
+      </w:r>
+    </w:p>
+    <w:p>
+      <w:pPr>
+        <w:pStyle w:val="ListParagraph"/>
+        <w:numPr>
+          <w:ilvl w:val="0"/>
+          <w:numId w:val="2"/>
+        </w:numPr>
+        <w:spacing w:after="80" w:line="290" w:lineRule="auto"/>
+        <w:jc w:val="both"/>
+      </w:pPr>
+      <w:r>
+        <w:rPr>
+          <w:rFonts w:ascii="MS Mincho" w:cs="MS Mincho" w:eastAsia="MS Mincho" w:hAnsi="MS Mincho"/>
+          <w:b/>
+          <w:bCs/>
+          <w:color w:val="000000"/>
+          <w:sz w:val="21"/>
+          <w:szCs w:val="21"/>
+        </w:rPr>
+        <w:t xml:space="preserve">向企业提供信息</w:t>
+      </w:r>
+      <w:r>
+        <w:rPr>
+          <w:rFonts w:ascii="MS Mincho" w:cs="MS Mincho" w:eastAsia="MS Mincho" w:hAnsi="MS Mincho"/>
+          <w:b w:val="false"/>
+          <w:bCs w:val="false"/>
+          <w:color w:val="000000"/>
+          <w:sz w:val="21"/>
+          <w:szCs w:val="21"/>
+        </w:rPr>
+        <w:t xml:space="preserve">：</w:t>
+      </w:r>
+      <w:r>
+        <w:rPr>
+          <w:rFonts w:ascii="MS Mincho" w:cs="MS Mincho" w:eastAsia="MS Mincho" w:hAnsi="MS Mincho"/>
+          <w:b/>
+          <w:bCs/>
+          <w:color w:val="000000"/>
+          <w:sz w:val="21"/>
+          <w:szCs w:val="21"/>
+        </w:rPr>
+        <w:t xml:space="preserve">必须先取得您的同意，并且逐个企业分别取得。</w:t>
+      </w:r>
+      <w:r>
+        <w:rPr>
+          <w:rFonts w:ascii="MS Mincho" w:cs="MS Mincho" w:eastAsia="MS Mincho" w:hAnsi="MS Mincho"/>
+          <w:b w:val="false"/>
+          <w:bCs w:val="false"/>
+          <w:color w:val="000000"/>
+          <w:sz w:val="21"/>
+          <w:szCs w:val="21"/>
+        </w:rPr>
+        <w:t xml:space="preserve"> 不同意时，不会介绍给该企业（但不影响应聘其他职位）（第4条）。</w:t>
+      </w:r>
+    </w:p>
+    <w:p>
+      <w:pPr>
+        <w:pStyle w:val="ListParagraph"/>
+        <w:numPr>
+          <w:ilvl w:val="0"/>
+          <w:numId w:val="2"/>
+        </w:numPr>
+        <w:spacing w:after="80" w:line="290" w:lineRule="auto"/>
+        <w:jc w:val="both"/>
+      </w:pPr>
+      <w:r>
+        <w:rPr>
+          <w:rFonts w:ascii="MS Mincho" w:cs="MS Mincho" w:eastAsia="MS Mincho" w:hAnsi="MS Mincho"/>
+          <w:b/>
+          <w:bCs/>
+          <w:color w:val="000000"/>
+          <w:sz w:val="21"/>
+          <w:szCs w:val="21"/>
+        </w:rPr>
+        <w:t xml:space="preserve">信息保存在哪里</w:t>
+      </w:r>
+      <w:r>
+        <w:rPr>
+          <w:rFonts w:ascii="MS Mincho" w:cs="MS Mincho" w:eastAsia="MS Mincho" w:hAnsi="MS Mincho"/>
+          <w:b w:val="false"/>
+          <w:bCs w:val="false"/>
+          <w:color w:val="000000"/>
+          <w:sz w:val="21"/>
+          <w:szCs w:val="21"/>
+        </w:rPr>
+        <w:t xml:space="preserve">：</w:t>
+      </w:r>
+      <w:r>
+        <w:rPr>
+          <w:rFonts w:ascii="MS Mincho" w:cs="MS Mincho" w:eastAsia="MS Mincho" w:hAnsi="MS Mincho"/>
+          <w:b/>
+          <w:bCs/>
+          <w:color w:val="000000"/>
+          <w:sz w:val="21"/>
+          <w:szCs w:val="21"/>
+        </w:rPr>
+        <w:t xml:space="preserve">保存会员注册信息的数据库位于日本国内（东京）。</w:t>
+      </w:r>
+      <w:r>
+        <w:rPr>
+          <w:rFonts w:ascii="MS Mincho" w:cs="MS Mincho" w:eastAsia="MS Mincho" w:hAnsi="MS Mincho"/>
+          <w:b w:val="false"/>
+          <w:bCs w:val="false"/>
+          <w:color w:val="000000"/>
+          <w:sz w:val="21"/>
+          <w:szCs w:val="21"/>
+        </w:rPr>
+        <w:t xml:space="preserve"> 但提供该数据库的 Supabase, Inc. 等三家委托方均为</w:t>
+      </w:r>
+      <w:r>
+        <w:rPr>
+          <w:rFonts w:ascii="MS Mincho" w:cs="MS Mincho" w:eastAsia="MS Mincho" w:hAnsi="MS Mincho"/>
+          <w:b/>
+          <w:bCs/>
+          <w:color w:val="000000"/>
+          <w:sz w:val="21"/>
+          <w:szCs w:val="21"/>
+        </w:rPr>
+        <w:t xml:space="preserve">美国法人</w:t>
+      </w:r>
+      <w:r>
+        <w:rPr>
+          <w:rFonts w:ascii="MS Mincho" w:cs="MS Mincho" w:eastAsia="MS Mincho" w:hAnsi="MS Mincho"/>
+          <w:b w:val="false"/>
+          <w:bCs w:val="false"/>
+          <w:color w:val="000000"/>
+          <w:sz w:val="21"/>
+          <w:szCs w:val="21"/>
+        </w:rPr>
+        <w:t xml:space="preserve">，因此依据日本《个人信息保护法》第28条，我们会在注册时一并取得您的同意（第6条、第7条）。</w:t>
+      </w:r>
+    </w:p>
+    <w:p>
+      <w:pPr>
+        <w:pStyle w:val="ListParagraph"/>
+        <w:numPr>
+          <w:ilvl w:val="0"/>
+          <w:numId w:val="2"/>
+        </w:numPr>
+        <w:spacing w:after="80" w:line="290" w:lineRule="auto"/>
+        <w:jc w:val="both"/>
+      </w:pPr>
+      <w:r>
+        <w:rPr>
+          <w:rFonts w:ascii="MS Mincho" w:cs="MS Mincho" w:eastAsia="MS Mincho" w:hAnsi="MS Mincho"/>
+          <w:b/>
+          <w:bCs/>
+          <w:color w:val="000000"/>
+          <w:sz w:val="21"/>
+          <w:szCs w:val="21"/>
+        </w:rPr>
+        <w:t xml:space="preserve">保存期限</w:t>
+      </w:r>
+      <w:r>
+        <w:rPr>
+          <w:rFonts w:ascii="MS Mincho" w:cs="MS Mincho" w:eastAsia="MS Mincho" w:hAnsi="MS Mincho"/>
+          <w:b w:val="false"/>
+          <w:bCs w:val="false"/>
+          <w:color w:val="000000"/>
+          <w:sz w:val="21"/>
+          <w:szCs w:val="21"/>
+        </w:rPr>
+        <w:t xml:space="preserve">：会员资格存续期间。退会后删除，但《职业安定法》要求保存的记录（求人求职管理簿）须保存至求职申请有效期结束后2年（第8条）。</w:t>
+      </w:r>
+    </w:p>
+    <w:p>
+      <w:pPr>
+        <w:pStyle w:val="ListParagraph"/>
+        <w:numPr>
+          <w:ilvl w:val="0"/>
+          <w:numId w:val="2"/>
+        </w:numPr>
+        <w:spacing w:after="80" w:line="290" w:lineRule="auto"/>
+        <w:jc w:val="both"/>
+      </w:pPr>
+      <w:r>
+        <w:rPr>
+          <w:rFonts w:ascii="MS Mincho" w:cs="MS Mincho" w:eastAsia="MS Mincho" w:hAnsi="MS Mincho"/>
+          <w:b/>
+          <w:bCs/>
+          <w:color w:val="000000"/>
+          <w:sz w:val="21"/>
+          <w:szCs w:val="21"/>
+        </w:rPr>
+        <w:t xml:space="preserve">您的权利</w:t>
+      </w:r>
+      <w:r>
+        <w:rPr>
+          <w:rFonts w:ascii="MS Mincho" w:cs="MS Mincho" w:eastAsia="MS Mincho" w:hAnsi="MS Mincho"/>
+          <w:b w:val="false"/>
+          <w:bCs w:val="false"/>
+          <w:color w:val="000000"/>
+          <w:sz w:val="21"/>
+          <w:szCs w:val="21"/>
+        </w:rPr>
+        <w:t xml:space="preserve">：可以要求</w:t>
+      </w:r>
+      <w:r>
+        <w:rPr>
+          <w:rFonts w:ascii="MS Mincho" w:cs="MS Mincho" w:eastAsia="MS Mincho" w:hAnsi="MS Mincho"/>
+          <w:b/>
+          <w:bCs/>
+          <w:color w:val="000000"/>
+          <w:sz w:val="21"/>
+          <w:szCs w:val="21"/>
+        </w:rPr>
+        <w:t xml:space="preserve">查阅、更正、停止使用、删除</w:t>
+      </w:r>
+      <w:r>
+        <w:rPr>
+          <w:rFonts w:ascii="MS Mincho" w:cs="MS Mincho" w:eastAsia="MS Mincho" w:hAnsi="MS Mincho"/>
+          <w:b w:val="false"/>
+          <w:bCs w:val="false"/>
+          <w:color w:val="000000"/>
+          <w:sz w:val="21"/>
+          <w:szCs w:val="21"/>
+        </w:rPr>
+        <w:t xml:space="preserve">您的个人信息，</w:t>
+      </w:r>
+      <w:r>
+        <w:rPr>
+          <w:rFonts w:ascii="MS Mincho" w:cs="MS Mincho" w:eastAsia="MS Mincho" w:hAnsi="MS Mincho"/>
+          <w:b/>
+          <w:bCs/>
+          <w:color w:val="000000"/>
+          <w:sz w:val="21"/>
+          <w:szCs w:val="21"/>
+        </w:rPr>
+        <w:t xml:space="preserve">免费</w:t>
+      </w:r>
+      <w:r>
+        <w:rPr>
+          <w:rFonts w:ascii="MS Mincho" w:cs="MS Mincho" w:eastAsia="MS Mincho" w:hAnsi="MS Mincho"/>
+          <w:b w:val="false"/>
+          <w:bCs w:val="false"/>
+          <w:color w:val="000000"/>
+          <w:sz w:val="21"/>
+          <w:szCs w:val="21"/>
+        </w:rPr>
+        <w:t xml:space="preserve">。请通过第14条的窗口申请（第10条）。</w:t>
+      </w:r>
+    </w:p>
+    <w:p>
+      <w:pPr>
+        <w:pStyle w:val="ListParagraph"/>
+        <w:numPr>
+          <w:ilvl w:val="0"/>
+          <w:numId w:val="2"/>
+        </w:numPr>
+        <w:spacing w:after="80" w:line="290" w:lineRule="auto"/>
+        <w:jc w:val="both"/>
+      </w:pPr>
+      <w:r>
+        <w:rPr>
+          <w:rFonts w:ascii="MS Mincho" w:cs="MS Mincho" w:eastAsia="MS Mincho" w:hAnsi="MS Mincho"/>
+          <w:b/>
+          <w:bCs/>
+          <w:color w:val="000000"/>
+          <w:sz w:val="21"/>
+          <w:szCs w:val="21"/>
+        </w:rPr>
+        <w:t xml:space="preserve">退会</w:t>
+      </w:r>
+      <w:r>
+        <w:rPr>
+          <w:rFonts w:ascii="MS Mincho" w:cs="MS Mincho" w:eastAsia="MS Mincho" w:hAnsi="MS Mincho"/>
+          <w:b w:val="false"/>
+          <w:bCs w:val="false"/>
+          <w:color w:val="000000"/>
+          <w:sz w:val="21"/>
+          <w:szCs w:val="21"/>
+        </w:rPr>
+        <w:t xml:space="preserve">：随时可申请。原则2周内、最迟30天内删除数据（第11条）。</w:t>
+      </w:r>
+    </w:p>
+    <w:p>
+      <w:pPr>
+        <w:pStyle w:val="ListParagraph"/>
+        <w:numPr>
+          <w:ilvl w:val="0"/>
+          <w:numId w:val="2"/>
+        </w:numPr>
+        <w:spacing w:after="80" w:line="290" w:lineRule="auto"/>
+        <w:jc w:val="both"/>
+      </w:pPr>
+      <w:r>
+        <w:rPr>
+          <w:rFonts w:ascii="MS Mincho" w:cs="MS Mincho" w:eastAsia="MS Mincho" w:hAnsi="MS Mincho"/>
+          <w:b/>
+          <w:bCs/>
+          <w:color w:val="000000"/>
+          <w:sz w:val="21"/>
+          <w:szCs w:val="21"/>
+        </w:rPr>
+        <w:t xml:space="preserve">本服务不使用 Google 等外部分析、广告服务</w:t>
+      </w:r>
+      <w:r>
+        <w:rPr>
+          <w:rFonts w:ascii="MS Mincho" w:cs="MS Mincho" w:eastAsia="MS Mincho" w:hAnsi="MS Mincho"/>
+          <w:b w:val="false"/>
+          <w:bCs w:val="false"/>
+          <w:color w:val="000000"/>
+          <w:sz w:val="21"/>
+          <w:szCs w:val="21"/>
+        </w:rPr>
+        <w:t xml:space="preserve">（第12条）。</w:t>
+      </w:r>
+    </w:p>
+    <w:p>
+      <w:pPr>
+        <w:pStyle w:val="ListParagraph"/>
+        <w:numPr>
+          <w:ilvl w:val="0"/>
+          <w:numId w:val="2"/>
+        </w:numPr>
+        <w:spacing w:after="80" w:line="290" w:lineRule="auto"/>
+        <w:jc w:val="both"/>
+      </w:pPr>
+      <w:r>
+        <w:rPr>
+          <w:rFonts w:ascii="MS Mincho" w:cs="MS Mincho" w:eastAsia="MS Mincho" w:hAnsi="MS Mincho"/>
+          <w:b/>
+          <w:bCs/>
+          <w:color w:val="000000"/>
+          <w:sz w:val="21"/>
+          <w:szCs w:val="21"/>
+        </w:rPr>
+        <w:t xml:space="preserve">咨询窗口</w:t>
+      </w:r>
+      <w:r>
+        <w:rPr>
+          <w:rFonts w:ascii="MS Mincho" w:cs="MS Mincho" w:eastAsia="MS Mincho" w:hAnsi="MS Mincho"/>
+          <w:b w:val="false"/>
+          <w:bCs w:val="false"/>
+          <w:color w:val="000000"/>
+          <w:sz w:val="21"/>
+          <w:szCs w:val="21"/>
+        </w:rPr>
+        <w:t xml:space="preserve">：yazawa-y@partner-japan.biz（第14条）。</w:t>
       </w:r>
     </w:p>
     <w:p>
@@ -1371,7 +1935,7 @@
         <w:pStyle w:val="ListParagraph"/>
         <w:numPr>
           <w:ilvl w:val="0"/>
-          <w:numId w:val="2"/>
+          <w:numId w:val="3"/>
         </w:numPr>
         <w:spacing w:after="80" w:line="290" w:lineRule="auto"/>
         <w:jc w:val="both"/>
@@ -1404,7 +1968,7 @@
         <w:pStyle w:val="ListParagraph"/>
         <w:numPr>
           <w:ilvl w:val="0"/>
-          <w:numId w:val="2"/>
+          <w:numId w:val="3"/>
         </w:numPr>
         <w:spacing w:after="80" w:line="290" w:lineRule="auto"/>
         <w:jc w:val="both"/>
@@ -1437,7 +2001,7 @@
         <w:pStyle w:val="ListParagraph"/>
         <w:numPr>
           <w:ilvl w:val="0"/>
-          <w:numId w:val="2"/>
+          <w:numId w:val="3"/>
         </w:numPr>
         <w:spacing w:after="80" w:line="290" w:lineRule="auto"/>
         <w:jc w:val="both"/>
@@ -1470,7 +2034,7 @@
         <w:pStyle w:val="ListParagraph"/>
         <w:numPr>
           <w:ilvl w:val="0"/>
-          <w:numId w:val="2"/>
+          <w:numId w:val="3"/>
         </w:numPr>
         <w:spacing w:after="80" w:line="290" w:lineRule="auto"/>
         <w:jc w:val="both"/>
@@ -1503,7 +2067,7 @@
         <w:pStyle w:val="ListParagraph"/>
         <w:numPr>
           <w:ilvl w:val="0"/>
-          <w:numId w:val="2"/>
+          <w:numId w:val="3"/>
         </w:numPr>
         <w:spacing w:after="80" w:line="290" w:lineRule="auto"/>
         <w:jc w:val="both"/>
@@ -1694,7 +2258,7 @@
         <w:pStyle w:val="ListParagraph"/>
         <w:numPr>
           <w:ilvl w:val="0"/>
-          <w:numId w:val="3"/>
+          <w:numId w:val="4"/>
         </w:numPr>
         <w:spacing w:after="80" w:line="290" w:lineRule="auto"/>
         <w:jc w:val="both"/>
@@ -1709,230 +2273,6 @@
           <w:szCs w:val="21"/>
         </w:rPr>
         <w:t xml:space="preserve">会員登録・本人確認・ログイン認証など、会員管理のため</w:t>
-      </w:r>
-    </w:p>
-    <w:p>
-      <w:pPr>
-        <w:pStyle w:val="ListParagraph"/>
-        <w:numPr>
-          <w:ilvl w:val="0"/>
-          <w:numId w:val="3"/>
-        </w:numPr>
-        <w:spacing w:after="80" w:line="290" w:lineRule="auto"/>
-        <w:jc w:val="both"/>
-      </w:pPr>
-      <w:r>
-        <w:rPr>
-          <w:rFonts w:ascii="MS Mincho" w:cs="MS Mincho" w:eastAsia="MS Mincho" w:hAnsi="MS Mincho"/>
-          <w:b w:val="false"/>
-          <w:bCs w:val="false"/>
-          <w:color w:val="000000"/>
-          <w:sz w:val="21"/>
-          <w:szCs w:val="21"/>
-        </w:rPr>
-        <w:t xml:space="preserve">求人情報の提供、求人への応募の取次ぎ、求人企業との連絡・面接調整など、有料職業紹介サービスの提供のため</w:t>
-      </w:r>
-    </w:p>
-    <w:p>
-      <w:pPr>
-        <w:pStyle w:val="ListParagraph"/>
-        <w:numPr>
-          <w:ilvl w:val="0"/>
-          <w:numId w:val="3"/>
-        </w:numPr>
-        <w:spacing w:after="80" w:line="290" w:lineRule="auto"/>
-        <w:jc w:val="both"/>
-      </w:pPr>
-      <w:r>
-        <w:rPr>
-          <w:rFonts w:ascii="MS Mincho" w:cs="MS Mincho" w:eastAsia="MS Mincho" w:hAnsi="MS Mincho"/>
-          <w:b w:val="false"/>
-          <w:bCs w:val="false"/>
-          <w:color w:val="000000"/>
-          <w:sz w:val="21"/>
-          <w:szCs w:val="21"/>
-        </w:rPr>
-        <w:t xml:space="preserve">入社後の特定技能外国人に対する支援（登録支援機関としての支援業務）のため</w:t>
-      </w:r>
-    </w:p>
-    <w:p>
-      <w:pPr>
-        <w:pStyle w:val="ListParagraph"/>
-        <w:numPr>
-          <w:ilvl w:val="0"/>
-          <w:numId w:val="3"/>
-        </w:numPr>
-        <w:spacing w:after="80" w:line="290" w:lineRule="auto"/>
-        <w:jc w:val="both"/>
-      </w:pPr>
-      <w:r>
-        <w:rPr>
-          <w:rFonts w:ascii="MS Mincho" w:cs="MS Mincho" w:eastAsia="MS Mincho" w:hAnsi="MS Mincho"/>
-          <w:b w:val="false"/>
-          <w:bCs w:val="false"/>
-          <w:color w:val="000000"/>
-          <w:sz w:val="21"/>
-          <w:szCs w:val="21"/>
-        </w:rPr>
-        <w:t xml:space="preserve">応募・登録に関するスタッフへの通知、および会員への連絡・お問い合わせ対応のため</w:t>
-      </w:r>
-    </w:p>
-    <w:p>
-      <w:pPr>
-        <w:pStyle w:val="ListParagraph"/>
-        <w:numPr>
-          <w:ilvl w:val="0"/>
-          <w:numId w:val="3"/>
-        </w:numPr>
-        <w:spacing w:after="80" w:line="290" w:lineRule="auto"/>
-        <w:jc w:val="both"/>
-      </w:pPr>
-      <w:r>
-        <w:rPr>
-          <w:rFonts w:ascii="MS Mincho" w:cs="MS Mincho" w:eastAsia="MS Mincho" w:hAnsi="MS Mincho"/>
-          <w:b w:val="false"/>
-          <w:bCs w:val="false"/>
-          <w:color w:val="000000"/>
-          <w:sz w:val="21"/>
-          <w:szCs w:val="21"/>
-        </w:rPr>
-        <w:t xml:space="preserve">サービスの改善、不正利用・不正登録の防止、安全管理のため</w:t>
-      </w:r>
-    </w:p>
-    <w:p>
-      <w:pPr>
-        <w:pStyle w:val="ListParagraph"/>
-        <w:numPr>
-          <w:ilvl w:val="0"/>
-          <w:numId w:val="3"/>
-        </w:numPr>
-        <w:spacing w:after="80" w:line="290" w:lineRule="auto"/>
-        <w:jc w:val="both"/>
-      </w:pPr>
-      <w:r>
-        <w:rPr>
-          <w:rFonts w:ascii="MS Mincho" w:cs="MS Mincho" w:eastAsia="MS Mincho" w:hAnsi="MS Mincho"/>
-          <w:b w:val="false"/>
-          <w:bCs w:val="false"/>
-          <w:color w:val="000000"/>
-          <w:sz w:val="21"/>
-          <w:szCs w:val="21"/>
-        </w:rPr>
-        <w:t xml:space="preserve">法令に基づく対応、および職業紹介事業に係る帳簿の作成・保存のため</w:t>
-      </w:r>
-    </w:p>
-    <w:p>
-      <w:pPr>
-        <w:spacing w:after="120" w:line="300" w:lineRule="auto"/>
-        <w:jc w:val="both"/>
-      </w:pPr>
-      <w:r>
-        <w:rPr>
-          <w:rFonts w:ascii="MS Mincho" w:cs="MS Mincho" w:eastAsia="MS Mincho" w:hAnsi="MS Mincho"/>
-          <w:b w:val="false"/>
-          <w:bCs w:val="false"/>
-          <w:color w:val="000000"/>
-          <w:sz w:val="21"/>
-          <w:szCs w:val="21"/>
-        </w:rPr>
-        <w:t xml:space="preserve">利用目的を変更する場合は、変更後の目的が変更前の目的と関連性を有すると合理的に認められる範囲で行い、会員に通知し、または公表します。</w:t>
-      </w:r>
-    </w:p>
-    <w:p>
-      <w:pPr>
-        <w:spacing w:after="120" w:line="300" w:lineRule="auto"/>
-        <w:jc w:val="both"/>
-      </w:pPr>
-      <w:r>
-        <w:rPr>
-          <w:rFonts w:ascii="MS Mincho" w:cs="MS Mincho" w:eastAsia="MS Mincho" w:hAnsi="MS Mincho"/>
-          <w:b/>
-          <w:bCs/>
-          <w:color w:val="000000"/>
-          <w:sz w:val="21"/>
-          <w:szCs w:val="21"/>
-        </w:rPr>
-        <w:t xml:space="preserve">個人情報の利用の制限</w:t>
-      </w:r>
-      <w:r>
-        <w:rPr>
-          <w:rFonts w:ascii="MS Mincho" w:cs="MS Mincho" w:eastAsia="MS Mincho" w:hAnsi="MS Mincho"/>
-          <w:b w:val="false"/>
-          <w:bCs w:val="false"/>
-          <w:color w:val="000000"/>
-          <w:sz w:val="21"/>
-          <w:szCs w:val="21"/>
-        </w:rPr>
-        <w:t xml:space="preserve">: 当社は、職業安定法第5条の5に基づき、業務の目的の達成に必要な範囲内で求職者の個人情報を収集・使用・保管します。人種、民族、社会的身分、門地、本籍、思想・信条、労働組合への加入状況等、社会的差別の原因となるおそれのある事項については、原則として収集しません。</w:t>
-      </w:r>
-    </w:p>
-    <w:p>
-      <w:pPr>
-        <w:pBdr>
-          <w:bottom w:val="single" w:color="CCCCCC" w:sz="6" w:space="2"/>
-        </w:pBdr>
-        <w:spacing w:after="200" w:before="120"/>
-      </w:pPr>
-      <w:r>
-        <w:rPr>
-          <w:sz w:val="2"/>
-          <w:szCs w:val="2"/>
-        </w:rPr>
-        <w:t xml:space="preserve"/>
-      </w:r>
-    </w:p>
-    <w:p>
-      <w:pPr>
-        <w:pStyle w:val="Heading2"/>
-        <w:keepNext/>
-        <w:pBdr>
-          <w:bottom w:val="single" w:color="C0392B" w:sz="8" w:space="4"/>
-        </w:pBdr>
-        <w:spacing w:after="140" w:before="360"/>
-      </w:pPr>
-      <w:r>
-        <w:rPr>
-          <w:rFonts w:ascii="MS Gothic" w:cs="MS Gothic" w:eastAsia="MS Gothic" w:hAnsi="MS Gothic"/>
-          <w:b/>
-          <w:bCs/>
-          <w:color w:val="000000"/>
-          <w:sz w:val="24"/>
-          <w:szCs w:val="24"/>
-        </w:rPr>
-        <w:t xml:space="preserve">第4条（第三者提供）</w:t>
-      </w:r>
-      <w:r>
-        <w:rPr>
-          <w:rFonts w:ascii="MS Gothic" w:cs="MS Gothic" w:eastAsia="MS Gothic" w:hAnsi="MS Gothic"/>
-          <w:b/>
-          <w:bCs/>
-          <w:color w:val="000000"/>
-          <w:sz w:val="24"/>
-          <w:szCs w:val="24"/>
-        </w:rPr>
-        <w:t xml:space="preserve">〔</w:t>
-      </w:r>
-      <w:r>
-        <w:rPr>
-          <w:rFonts w:ascii="MS Gothic" w:cs="MS Gothic" w:eastAsia="MS Gothic" w:hAnsi="MS Gothic"/>
-          <w:b/>
-          <w:bCs/>
-          <w:color w:val="000000"/>
-          <w:sz w:val="24"/>
-          <w:szCs w:val="24"/>
-        </w:rPr>
-        <w:t xml:space="preserve">個人情報保護法第27条</w:t>
-      </w:r>
-      <w:r>
-        <w:rPr>
-          <w:rFonts w:ascii="MS Gothic" w:cs="MS Gothic" w:eastAsia="MS Gothic" w:hAnsi="MS Gothic"/>
-          <w:b/>
-          <w:bCs/>
-          <w:color w:val="000000"/>
-          <w:sz w:val="24"/>
-          <w:szCs w:val="24"/>
-        </w:rPr>
-        <w:t xml:space="preserve">〕</w:t>
       </w:r>
     </w:p>
     <w:p>
@@ -1954,73 +2294,7 @@
           <w:sz w:val="21"/>
           <w:szCs w:val="21"/>
         </w:rPr>
-        <w:t xml:space="preserve">当社は、次のいずれかに該当する場合を除き、あらかじめ会員の同意を得ることなく、個人情報を第三者に提供しません。</w:t>
-      </w:r>
-    </w:p>
-    <w:p>
-      <w:pPr>
-        <w:pStyle w:val="ListParagraph"/>
-        <w:numPr>
-          <w:ilvl w:val="1"/>
-          <w:numId w:val="5"/>
-        </w:numPr>
-        <w:spacing w:after="80" w:line="290" w:lineRule="auto"/>
-        <w:jc w:val="both"/>
-      </w:pPr>
-      <w:r>
-        <w:rPr>
-          <w:rFonts w:ascii="MS Mincho" w:cs="MS Mincho" w:eastAsia="MS Mincho" w:hAnsi="MS Mincho"/>
-          <w:b w:val="false"/>
-          <w:bCs w:val="false"/>
-          <w:color w:val="000000"/>
-          <w:sz w:val="21"/>
-          <w:szCs w:val="21"/>
-        </w:rPr>
-        <w:t xml:space="preserve">法令に基づく場合</w:t>
-      </w:r>
-    </w:p>
-    <w:p>
-      <w:pPr>
-        <w:pStyle w:val="ListParagraph"/>
-        <w:numPr>
-          <w:ilvl w:val="1"/>
-          <w:numId w:val="5"/>
-        </w:numPr>
-        <w:spacing w:after="80" w:line="290" w:lineRule="auto"/>
-        <w:jc w:val="both"/>
-      </w:pPr>
-      <w:r>
-        <w:rPr>
-          <w:rFonts w:ascii="MS Mincho" w:cs="MS Mincho" w:eastAsia="MS Mincho" w:hAnsi="MS Mincho"/>
-          <w:b w:val="false"/>
-          <w:bCs w:val="false"/>
-          <w:color w:val="000000"/>
-          <w:sz w:val="21"/>
-          <w:szCs w:val="21"/>
-        </w:rPr>
-        <w:t xml:space="preserve">人の生命・身体・財産の保護に必要で、本人の同意を得ることが困難な場合</w:t>
-      </w:r>
-    </w:p>
-    <w:p>
-      <w:pPr>
-        <w:pStyle w:val="ListParagraph"/>
-        <w:numPr>
-          <w:ilvl w:val="1"/>
-          <w:numId w:val="5"/>
-        </w:numPr>
-        <w:spacing w:after="80" w:line="290" w:lineRule="auto"/>
-        <w:jc w:val="both"/>
-      </w:pPr>
-      <w:r>
-        <w:rPr>
-          <w:rFonts w:ascii="MS Mincho" w:cs="MS Mincho" w:eastAsia="MS Mincho" w:hAnsi="MS Mincho"/>
-          <w:b w:val="false"/>
-          <w:bCs w:val="false"/>
-          <w:color w:val="000000"/>
-          <w:sz w:val="21"/>
-          <w:szCs w:val="21"/>
-        </w:rPr>
-        <w:t xml:space="preserve">公的機関等への協力に必要で、本人の同意を得ることにより当該事務の遂行に支障を及ぼすおそれがある場合</w:t>
+        <w:t xml:space="preserve">求人情報の提供、求人への応募の取次ぎ、求人企業との連絡・面接調整など、有料職業紹介サービスの提供のため</w:t>
       </w:r>
     </w:p>
     <w:p>
@@ -2036,46 +2310,13 @@
       <w:r>
         <w:rPr>
           <w:rFonts w:ascii="MS Mincho" w:cs="MS Mincho" w:eastAsia="MS Mincho" w:hAnsi="MS Mincho"/>
-          <w:b/>
-          <w:bCs/>
-          <w:color w:val="000000"/>
-          <w:sz w:val="21"/>
-          <w:szCs w:val="21"/>
-        </w:rPr>
-        <w:t xml:space="preserve">求人企業への情報提供</w:t>
-      </w:r>
-      <w:r>
-        <w:rPr>
-          <w:rFonts w:ascii="MS Mincho" w:cs="MS Mincho" w:eastAsia="MS Mincho" w:hAnsi="MS Mincho"/>
-          <w:b w:val="false"/>
-          <w:bCs w:val="false"/>
-          <w:color w:val="000000"/>
-          <w:sz w:val="21"/>
-          <w:szCs w:val="21"/>
-        </w:rPr>
-        <w:t xml:space="preserve">: 会員が求人に応募し、当社が職業紹介を行うにあたっては、</w:t>
-      </w:r>
-      <w:r>
-        <w:rPr>
-          <w:rFonts w:ascii="MS Mincho" w:cs="MS Mincho" w:eastAsia="MS Mincho" w:hAnsi="MS Mincho"/>
-          <w:b/>
-          <w:bCs/>
-          <w:color w:val="000000"/>
-          <w:sz w:val="21"/>
-          <w:szCs w:val="21"/>
-        </w:rPr>
-        <w:t xml:space="preserve">あらかじめ会員の同意を得たうえで</w:t>
-      </w:r>
-      <w:r>
-        <w:rPr>
-          <w:rFonts w:ascii="MS Mincho" w:cs="MS Mincho" w:eastAsia="MS Mincho" w:hAnsi="MS Mincho"/>
-          <w:b w:val="false"/>
-          <w:bCs w:val="false"/>
-          <w:color w:val="000000"/>
-          <w:sz w:val="21"/>
-          <w:szCs w:val="21"/>
-        </w:rPr>
-        <w:t xml:space="preserve">、下表の範囲で会員の情報を求人企業へ提供します。</w:t>
+          <w:b w:val="false"/>
+          <w:bCs w:val="false"/>
+          <w:color w:val="000000"/>
+          <w:sz w:val="21"/>
+          <w:szCs w:val="21"/>
+        </w:rPr>
+        <w:t xml:space="preserve">入社後の特定技能外国人に対する支援（登録支援機関としての支援業務）のため</w:t>
       </w:r>
     </w:p>
     <w:p>
@@ -2097,7 +2338,7 @@
           <w:sz w:val="21"/>
           <w:szCs w:val="21"/>
         </w:rPr>
-        <w:t xml:space="preserve">前項の同意は、求人企業ごとに取得します。会員が同意しない場合、当該求人企業への紹介は行いません（他の求人への応募は妨げられません）。</w:t>
+        <w:t xml:space="preserve">応募・登録に関するスタッフへの通知、および会員への連絡・お問い合わせ対応のため</w:t>
       </w:r>
     </w:p>
     <w:p>
@@ -2106,6 +2347,329 @@
         <w:numPr>
           <w:ilvl w:val="0"/>
           <w:numId w:val="4"/>
+        </w:numPr>
+        <w:spacing w:after="80" w:line="290" w:lineRule="auto"/>
+        <w:jc w:val="both"/>
+      </w:pPr>
+      <w:r>
+        <w:rPr>
+          <w:rFonts w:ascii="MS Mincho" w:cs="MS Mincho" w:eastAsia="MS Mincho" w:hAnsi="MS Mincho"/>
+          <w:b w:val="false"/>
+          <w:bCs w:val="false"/>
+          <w:color w:val="000000"/>
+          <w:sz w:val="21"/>
+          <w:szCs w:val="21"/>
+        </w:rPr>
+        <w:t xml:space="preserve">サービスの改善、不正利用・不正登録の防止、安全管理のため</w:t>
+      </w:r>
+    </w:p>
+    <w:p>
+      <w:pPr>
+        <w:pStyle w:val="ListParagraph"/>
+        <w:numPr>
+          <w:ilvl w:val="0"/>
+          <w:numId w:val="4"/>
+        </w:numPr>
+        <w:spacing w:after="80" w:line="290" w:lineRule="auto"/>
+        <w:jc w:val="both"/>
+      </w:pPr>
+      <w:r>
+        <w:rPr>
+          <w:rFonts w:ascii="MS Mincho" w:cs="MS Mincho" w:eastAsia="MS Mincho" w:hAnsi="MS Mincho"/>
+          <w:b w:val="false"/>
+          <w:bCs w:val="false"/>
+          <w:color w:val="000000"/>
+          <w:sz w:val="21"/>
+          <w:szCs w:val="21"/>
+        </w:rPr>
+        <w:t xml:space="preserve">法令に基づく対応、および職業紹介事業に係る帳簿の作成・保存のため</w:t>
+      </w:r>
+    </w:p>
+    <w:p>
+      <w:pPr>
+        <w:spacing w:after="120" w:line="300" w:lineRule="auto"/>
+        <w:jc w:val="both"/>
+      </w:pPr>
+      <w:r>
+        <w:rPr>
+          <w:rFonts w:ascii="MS Mincho" w:cs="MS Mincho" w:eastAsia="MS Mincho" w:hAnsi="MS Mincho"/>
+          <w:b w:val="false"/>
+          <w:bCs w:val="false"/>
+          <w:color w:val="000000"/>
+          <w:sz w:val="21"/>
+          <w:szCs w:val="21"/>
+        </w:rPr>
+        <w:t xml:space="preserve">利用目的を変更する場合は、変更後の目的が変更前の目的と関連性を有すると合理的に認められる範囲で行い、会員に通知し、または公表します。</w:t>
+      </w:r>
+    </w:p>
+    <w:p>
+      <w:pPr>
+        <w:spacing w:after="120" w:line="300" w:lineRule="auto"/>
+        <w:jc w:val="both"/>
+      </w:pPr>
+      <w:r>
+        <w:rPr>
+          <w:rFonts w:ascii="MS Mincho" w:cs="MS Mincho" w:eastAsia="MS Mincho" w:hAnsi="MS Mincho"/>
+          <w:b/>
+          <w:bCs/>
+          <w:color w:val="000000"/>
+          <w:sz w:val="21"/>
+          <w:szCs w:val="21"/>
+        </w:rPr>
+        <w:t xml:space="preserve">個人情報の利用の制限</w:t>
+      </w:r>
+      <w:r>
+        <w:rPr>
+          <w:rFonts w:ascii="MS Mincho" w:cs="MS Mincho" w:eastAsia="MS Mincho" w:hAnsi="MS Mincho"/>
+          <w:b w:val="false"/>
+          <w:bCs w:val="false"/>
+          <w:color w:val="000000"/>
+          <w:sz w:val="21"/>
+          <w:szCs w:val="21"/>
+        </w:rPr>
+        <w:t xml:space="preserve">: 当社は、職業安定法第5条の5に基づき、業務の目的の達成に必要な範囲内で求職者の個人情報を収集・使用・保管します。人種、民族、社会的身分、門地、本籍、思想・信条、労働組合への加入状況等、社会的差別の原因となるおそれのある事項については、原則として収集しません。</w:t>
+      </w:r>
+    </w:p>
+    <w:p>
+      <w:pPr>
+        <w:pBdr>
+          <w:bottom w:val="single" w:color="CCCCCC" w:sz="6" w:space="2"/>
+        </w:pBdr>
+        <w:spacing w:after="200" w:before="120"/>
+      </w:pPr>
+      <w:r>
+        <w:rPr>
+          <w:sz w:val="2"/>
+          <w:szCs w:val="2"/>
+        </w:rPr>
+        <w:t xml:space="preserve"/>
+      </w:r>
+    </w:p>
+    <w:p>
+      <w:pPr>
+        <w:pStyle w:val="Heading2"/>
+        <w:keepNext/>
+        <w:pBdr>
+          <w:bottom w:val="single" w:color="C0392B" w:sz="8" w:space="4"/>
+        </w:pBdr>
+        <w:spacing w:after="140" w:before="360"/>
+      </w:pPr>
+      <w:r>
+        <w:rPr>
+          <w:rFonts w:ascii="MS Gothic" w:cs="MS Gothic" w:eastAsia="MS Gothic" w:hAnsi="MS Gothic"/>
+          <w:b/>
+          <w:bCs/>
+          <w:color w:val="000000"/>
+          <w:sz w:val="24"/>
+          <w:szCs w:val="24"/>
+        </w:rPr>
+        <w:t xml:space="preserve">第4条（第三者提供）</w:t>
+      </w:r>
+      <w:r>
+        <w:rPr>
+          <w:rFonts w:ascii="MS Gothic" w:cs="MS Gothic" w:eastAsia="MS Gothic" w:hAnsi="MS Gothic"/>
+          <w:b/>
+          <w:bCs/>
+          <w:color w:val="000000"/>
+          <w:sz w:val="24"/>
+          <w:szCs w:val="24"/>
+        </w:rPr>
+        <w:t xml:space="preserve">〔</w:t>
+      </w:r>
+      <w:r>
+        <w:rPr>
+          <w:rFonts w:ascii="MS Gothic" w:cs="MS Gothic" w:eastAsia="MS Gothic" w:hAnsi="MS Gothic"/>
+          <w:b/>
+          <w:bCs/>
+          <w:color w:val="000000"/>
+          <w:sz w:val="24"/>
+          <w:szCs w:val="24"/>
+        </w:rPr>
+        <w:t xml:space="preserve">個人情報保護法第27条</w:t>
+      </w:r>
+      <w:r>
+        <w:rPr>
+          <w:rFonts w:ascii="MS Gothic" w:cs="MS Gothic" w:eastAsia="MS Gothic" w:hAnsi="MS Gothic"/>
+          <w:b/>
+          <w:bCs/>
+          <w:color w:val="000000"/>
+          <w:sz w:val="24"/>
+          <w:szCs w:val="24"/>
+        </w:rPr>
+        <w:t xml:space="preserve">〕</w:t>
+      </w:r>
+    </w:p>
+    <w:p>
+      <w:pPr>
+        <w:pStyle w:val="ListParagraph"/>
+        <w:numPr>
+          <w:ilvl w:val="0"/>
+          <w:numId w:val="5"/>
+        </w:numPr>
+        <w:spacing w:after="80" w:line="290" w:lineRule="auto"/>
+        <w:jc w:val="both"/>
+      </w:pPr>
+      <w:r>
+        <w:rPr>
+          <w:rFonts w:ascii="MS Mincho" w:cs="MS Mincho" w:eastAsia="MS Mincho" w:hAnsi="MS Mincho"/>
+          <w:b w:val="false"/>
+          <w:bCs w:val="false"/>
+          <w:color w:val="000000"/>
+          <w:sz w:val="21"/>
+          <w:szCs w:val="21"/>
+        </w:rPr>
+        <w:t xml:space="preserve">当社は、次のいずれかに該当する場合を除き、あらかじめ会員の同意を得ることなく、個人情報を第三者に提供しません。</w:t>
+      </w:r>
+    </w:p>
+    <w:p>
+      <w:pPr>
+        <w:pStyle w:val="ListParagraph"/>
+        <w:numPr>
+          <w:ilvl w:val="1"/>
+          <w:numId w:val="2"/>
+        </w:numPr>
+        <w:spacing w:after="80" w:line="290" w:lineRule="auto"/>
+        <w:jc w:val="both"/>
+      </w:pPr>
+      <w:r>
+        <w:rPr>
+          <w:rFonts w:ascii="MS Mincho" w:cs="MS Mincho" w:eastAsia="MS Mincho" w:hAnsi="MS Mincho"/>
+          <w:b w:val="false"/>
+          <w:bCs w:val="false"/>
+          <w:color w:val="000000"/>
+          <w:sz w:val="21"/>
+          <w:szCs w:val="21"/>
+        </w:rPr>
+        <w:t xml:space="preserve">法令に基づく場合</w:t>
+      </w:r>
+    </w:p>
+    <w:p>
+      <w:pPr>
+        <w:pStyle w:val="ListParagraph"/>
+        <w:numPr>
+          <w:ilvl w:val="1"/>
+          <w:numId w:val="2"/>
+        </w:numPr>
+        <w:spacing w:after="80" w:line="290" w:lineRule="auto"/>
+        <w:jc w:val="both"/>
+      </w:pPr>
+      <w:r>
+        <w:rPr>
+          <w:rFonts w:ascii="MS Mincho" w:cs="MS Mincho" w:eastAsia="MS Mincho" w:hAnsi="MS Mincho"/>
+          <w:b w:val="false"/>
+          <w:bCs w:val="false"/>
+          <w:color w:val="000000"/>
+          <w:sz w:val="21"/>
+          <w:szCs w:val="21"/>
+        </w:rPr>
+        <w:t xml:space="preserve">人の生命・身体・財産の保護に必要で、本人の同意を得ることが困難な場合</w:t>
+      </w:r>
+    </w:p>
+    <w:p>
+      <w:pPr>
+        <w:pStyle w:val="ListParagraph"/>
+        <w:numPr>
+          <w:ilvl w:val="1"/>
+          <w:numId w:val="2"/>
+        </w:numPr>
+        <w:spacing w:after="80" w:line="290" w:lineRule="auto"/>
+        <w:jc w:val="both"/>
+      </w:pPr>
+      <w:r>
+        <w:rPr>
+          <w:rFonts w:ascii="MS Mincho" w:cs="MS Mincho" w:eastAsia="MS Mincho" w:hAnsi="MS Mincho"/>
+          <w:b w:val="false"/>
+          <w:bCs w:val="false"/>
+          <w:color w:val="000000"/>
+          <w:sz w:val="21"/>
+          <w:szCs w:val="21"/>
+        </w:rPr>
+        <w:t xml:space="preserve">公的機関等への協力に必要で、本人の同意を得ることにより当該事務の遂行に支障を及ぼすおそれがある場合</w:t>
+      </w:r>
+    </w:p>
+    <w:p>
+      <w:pPr>
+        <w:pStyle w:val="ListParagraph"/>
+        <w:numPr>
+          <w:ilvl w:val="0"/>
+          <w:numId w:val="5"/>
+        </w:numPr>
+        <w:spacing w:after="80" w:line="290" w:lineRule="auto"/>
+        <w:jc w:val="both"/>
+      </w:pPr>
+      <w:r>
+        <w:rPr>
+          <w:rFonts w:ascii="MS Mincho" w:cs="MS Mincho" w:eastAsia="MS Mincho" w:hAnsi="MS Mincho"/>
+          <w:b/>
+          <w:bCs/>
+          <w:color w:val="000000"/>
+          <w:sz w:val="21"/>
+          <w:szCs w:val="21"/>
+        </w:rPr>
+        <w:t xml:space="preserve">求人企業への情報提供</w:t>
+      </w:r>
+      <w:r>
+        <w:rPr>
+          <w:rFonts w:ascii="MS Mincho" w:cs="MS Mincho" w:eastAsia="MS Mincho" w:hAnsi="MS Mincho"/>
+          <w:b w:val="false"/>
+          <w:bCs w:val="false"/>
+          <w:color w:val="000000"/>
+          <w:sz w:val="21"/>
+          <w:szCs w:val="21"/>
+        </w:rPr>
+        <w:t xml:space="preserve">: 会員が求人に応募し、当社が職業紹介を行うにあたっては、</w:t>
+      </w:r>
+      <w:r>
+        <w:rPr>
+          <w:rFonts w:ascii="MS Mincho" w:cs="MS Mincho" w:eastAsia="MS Mincho" w:hAnsi="MS Mincho"/>
+          <w:b/>
+          <w:bCs/>
+          <w:color w:val="000000"/>
+          <w:sz w:val="21"/>
+          <w:szCs w:val="21"/>
+        </w:rPr>
+        <w:t xml:space="preserve">あらかじめ会員の同意を得たうえで</w:t>
+      </w:r>
+      <w:r>
+        <w:rPr>
+          <w:rFonts w:ascii="MS Mincho" w:cs="MS Mincho" w:eastAsia="MS Mincho" w:hAnsi="MS Mincho"/>
+          <w:b w:val="false"/>
+          <w:bCs w:val="false"/>
+          <w:color w:val="000000"/>
+          <w:sz w:val="21"/>
+          <w:szCs w:val="21"/>
+        </w:rPr>
+        <w:t xml:space="preserve">、下表の範囲で会員の情報を求人企業へ提供します。</w:t>
+      </w:r>
+    </w:p>
+    <w:p>
+      <w:pPr>
+        <w:pStyle w:val="ListParagraph"/>
+        <w:numPr>
+          <w:ilvl w:val="0"/>
+          <w:numId w:val="5"/>
+        </w:numPr>
+        <w:spacing w:after="80" w:line="290" w:lineRule="auto"/>
+        <w:jc w:val="both"/>
+      </w:pPr>
+      <w:r>
+        <w:rPr>
+          <w:rFonts w:ascii="MS Mincho" w:cs="MS Mincho" w:eastAsia="MS Mincho" w:hAnsi="MS Mincho"/>
+          <w:b w:val="false"/>
+          <w:bCs w:val="false"/>
+          <w:color w:val="000000"/>
+          <w:sz w:val="21"/>
+          <w:szCs w:val="21"/>
+        </w:rPr>
+        <w:t xml:space="preserve">前項の同意は、求人企業ごとに取得します。会員が同意しない場合、当該求人企業への紹介は行いません（他の求人への応募は妨げられません）。</w:t>
+      </w:r>
+    </w:p>
+    <w:p>
+      <w:pPr>
+        <w:pStyle w:val="ListParagraph"/>
+        <w:numPr>
+          <w:ilvl w:val="0"/>
+          <w:numId w:val="5"/>
         </w:numPr>
         <w:spacing w:after="80" w:line="290" w:lineRule="auto"/>
         <w:jc w:val="both"/>
@@ -4434,7 +4998,7 @@
         <w:pStyle w:val="ListParagraph"/>
         <w:numPr>
           <w:ilvl w:val="0"/>
-          <w:numId w:val="5"/>
+          <w:numId w:val="2"/>
         </w:numPr>
         <w:spacing w:after="80" w:line="290" w:lineRule="auto"/>
         <w:jc w:val="both"/>
@@ -5097,7 +5661,7 @@
         <w:pStyle w:val="ListParagraph"/>
         <w:numPr>
           <w:ilvl w:val="0"/>
-          <w:numId w:val="5"/>
+          <w:numId w:val="2"/>
         </w:numPr>
         <w:spacing w:after="80" w:line="290" w:lineRule="auto"/>
         <w:jc w:val="both"/>
@@ -5130,7 +5694,7 @@
         <w:pStyle w:val="ListParagraph"/>
         <w:numPr>
           <w:ilvl w:val="0"/>
-          <w:numId w:val="5"/>
+          <w:numId w:val="2"/>
         </w:numPr>
         <w:spacing w:after="80" w:line="290" w:lineRule="auto"/>
         <w:jc w:val="both"/>
@@ -5163,7 +5727,7 @@
         <w:pStyle w:val="ListParagraph"/>
         <w:numPr>
           <w:ilvl w:val="0"/>
-          <w:numId w:val="5"/>
+          <w:numId w:val="2"/>
         </w:numPr>
         <w:spacing w:after="80" w:line="290" w:lineRule="auto"/>
         <w:jc w:val="both"/>
@@ -5196,7 +5760,7 @@
         <w:pStyle w:val="ListParagraph"/>
         <w:numPr>
           <w:ilvl w:val="0"/>
-          <w:numId w:val="5"/>
+          <w:numId w:val="2"/>
         </w:numPr>
         <w:spacing w:after="80" w:line="290" w:lineRule="auto"/>
         <w:jc w:val="both"/>
@@ -5229,7 +5793,7 @@
         <w:pStyle w:val="ListParagraph"/>
         <w:numPr>
           <w:ilvl w:val="0"/>
-          <w:numId w:val="5"/>
+          <w:numId w:val="2"/>
         </w:numPr>
         <w:spacing w:after="80" w:line="290" w:lineRule="auto"/>
         <w:jc w:val="both"/>
@@ -5419,7 +5983,7 @@
         <w:pStyle w:val="ListParagraph"/>
         <w:numPr>
           <w:ilvl w:val="1"/>
-          <w:numId w:val="5"/>
+          <w:numId w:val="2"/>
         </w:numPr>
         <w:spacing w:after="80" w:line="290" w:lineRule="auto"/>
         <w:jc w:val="both"/>
@@ -5441,7 +6005,7 @@
         <w:pStyle w:val="ListParagraph"/>
         <w:numPr>
           <w:ilvl w:val="1"/>
-          <w:numId w:val="5"/>
+          <w:numId w:val="2"/>
         </w:numPr>
         <w:spacing w:after="80" w:line="290" w:lineRule="auto"/>
         <w:jc w:val="both"/>
@@ -7540,25 +8104,25 @@
     </w:lvlOverride>
   </w:num>
   <w:num w:numId="2">
+    <w:abstractNumId w:val="2"/>
+    <w:lvlOverride w:ilvl="0">
+      <w:startOverride w:val="1"/>
+    </w:lvlOverride>
+  </w:num>
+  <w:num w:numId="3">
     <w:abstractNumId w:val="3"/>
     <w:lvlOverride w:ilvl="0">
       <w:startOverride w:val="1"/>
     </w:lvlOverride>
   </w:num>
-  <w:num w:numId="3">
+  <w:num w:numId="4">
     <w:abstractNumId w:val="4"/>
     <w:lvlOverride w:ilvl="0">
       <w:startOverride w:val="1"/>
     </w:lvlOverride>
   </w:num>
-  <w:num w:numId="4">
+  <w:num w:numId="5">
     <w:abstractNumId w:val="5"/>
-    <w:lvlOverride w:ilvl="0">
-      <w:startOverride w:val="1"/>
-    </w:lvlOverride>
-  </w:num>
-  <w:num w:numId="5">
-    <w:abstractNumId w:val="2"/>
     <w:lvlOverride w:ilvl="0">
       <w:startOverride w:val="1"/>
     </w:lvlOverride>
